--- a/RT/РТ (УП11) пара 4 ст Ермилов Д.Е..docx
+++ b/RT/РТ (УП11) пара 4 ст Ермилов Д.Е..docx
@@ -86,7 +86,7 @@
           <w:color w:val="0F1115"/>
           <w:lang w:eastAsia="ru-RU"/>
         </w:rPr>
-        <w:t> 09.02.07 Информационные системы и программирование</w:t>
+        <w:t xml:space="preserve"> 09.02.07 Информационные системы и программирование</w:t>
       </w:r>
       <w:r>
         <w:rPr>
@@ -112,7 +112,7 @@
           <w:color w:val="0F1115"/>
           <w:lang w:eastAsia="ru-RU"/>
         </w:rPr>
-        <w:t> «CREATE TABLE. PRIMARY KEY, NOT NULL, UNIQUE, DEFAULT»</w:t>
+        <w:t xml:space="preserve"> «CREATE TABLE. PRIMARY KEY, NOT NULL, UNIQUE, DEFAULT»</w:t>
       </w:r>
       <w:r>
         <w:rPr>
@@ -138,7 +138,7 @@
           <w:color w:val="0F1115"/>
           <w:lang w:eastAsia="ru-RU"/>
         </w:rPr>
-        <w:t> 90 минут</w:t>
+        <w:t xml:space="preserve"> 90 минут</w:t>
       </w:r>
       <w:r>
         <w:rPr>
@@ -164,7 +164,7 @@
           <w:color w:val="0F1115"/>
           <w:lang w:eastAsia="ru-RU"/>
         </w:rPr>
-        <w:t> 13.10.2026</w:t>
+        <w:t xml:space="preserve"> 13.10.2026</w:t>
       </w:r>
       <w:r>
         <w:rPr>
@@ -216,7 +216,7 @@
           <w:color w:val="0F1115"/>
           <w:lang w:eastAsia="ru-RU"/>
         </w:rPr>
-        <w:t> ЗИП-1-24</w:t>
+        <w:t xml:space="preserve"> 3ИП-1-24</w:t>
       </w:r>
     </w:p>
     <w:p>
@@ -1023,7 +1023,7 @@
           <w:color w:val="0F1115"/>
           <w:lang w:eastAsia="ru-RU"/>
         </w:rPr>
-        <w:t>Создавать таблицы через </w:t>
+        <w:t xml:space="preserve">Создавать таблицы через </w:t>
       </w:r>
       <w:r>
         <w:rPr>
@@ -1109,8 +1109,7 @@
           <w:color w:val="0F1115"/>
           <w:lang w:eastAsia="ru-RU"/>
         </w:rPr>
-        <w:lastRenderedPageBreak/>
-        <w:t>Задавать ограничение </w:t>
+        <w:t xml:space="preserve">Задавать ограничение </w:t>
       </w:r>
       <w:r>
         <w:rPr>
@@ -1153,7 +1152,7 @@
           <w:color w:val="0F1115"/>
           <w:lang w:eastAsia="ru-RU"/>
         </w:rPr>
-        <w:t>Задавать ограничение </w:t>
+        <w:t xml:space="preserve">Задавать ограничение </w:t>
       </w:r>
       <w:r>
         <w:rPr>
@@ -1239,7 +1238,7 @@
           <w:color w:val="0F1115"/>
           <w:lang w:eastAsia="ru-RU"/>
         </w:rPr>
-        <w:t>Использовать </w:t>
+        <w:t xml:space="preserve">Использовать </w:t>
       </w:r>
       <w:r>
         <w:rPr>
@@ -1258,7 +1257,7 @@
           <w:color w:val="0F1115"/>
           <w:lang w:eastAsia="ru-RU"/>
         </w:rPr>
-        <w:t> и </w:t>
+        <w:t xml:space="preserve"> и </w:t>
       </w:r>
       <w:r>
         <w:rPr>
@@ -1398,7 +1397,7 @@
           <w:color w:val="0F1115"/>
           <w:lang w:eastAsia="ru-RU"/>
         </w:rPr>
-        <w:t> — это SQL-запрос для создания таблицы.</w:t>
+        <w:t xml:space="preserve"> — это SQL-запрос для создания таблицы.</w:t>
       </w:r>
     </w:p>
     <w:p>
@@ -2523,7 +2522,6 @@
                 <w:shd w:val="clear" w:color="auto" w:fill="EBEEF2"/>
                 <w:lang w:eastAsia="ru-RU"/>
               </w:rPr>
-              <w:lastRenderedPageBreak/>
               <w:t>TEXT</w:t>
             </w:r>
           </w:p>
@@ -3058,7 +3056,7 @@
           <w:color w:val="0F1115"/>
           <w:lang w:eastAsia="ru-RU"/>
         </w:rPr>
-        <w:t> — это первичный ключ, уникальный идентификатор строки.</w:t>
+        <w:t xml:space="preserve"> — это первичный ключ, уникальный идентификатор строки.</w:t>
       </w:r>
     </w:p>
     <w:p>
@@ -3430,7 +3428,7 @@
           <w:color w:val="0F1115"/>
           <w:lang w:eastAsia="ru-RU"/>
         </w:rPr>
-        <w:t> — запрещает пустые значения.</w:t>
+        <w:t xml:space="preserve"> — запрещает пустые значения.</w:t>
       </w:r>
     </w:p>
     <w:p>
@@ -3617,7 +3615,6 @@
           <w:color w:val="0F1115"/>
           <w:lang w:eastAsia="ru-RU"/>
         </w:rPr>
-        <w:lastRenderedPageBreak/>
         <w:t>Псевдокод:</w:t>
       </w:r>
     </w:p>
@@ -3740,7 +3737,7 @@
           <w:color w:val="0F1115"/>
           <w:lang w:eastAsia="ru-RU"/>
         </w:rPr>
-        <w:t> — запрещает дубликаты.</w:t>
+        <w:t xml:space="preserve"> — запрещает дубликаты.</w:t>
       </w:r>
     </w:p>
     <w:p>
@@ -4029,7 +4026,7 @@
           <w:color w:val="0F1115"/>
           <w:lang w:eastAsia="ru-RU"/>
         </w:rPr>
-        <w:t> — значение по умолчанию.</w:t>
+        <w:t xml:space="preserve"> — значение по умолчанию.</w:t>
       </w:r>
     </w:p>
     <w:p>
@@ -4348,7 +4345,7 @@
           <w:color w:val="0F1115"/>
           <w:lang w:eastAsia="ru-RU"/>
         </w:rPr>
-        <w:t> — проверяет условие.</w:t>
+        <w:t xml:space="preserve"> — проверяет условие.</w:t>
       </w:r>
     </w:p>
     <w:p>
@@ -4578,7 +4575,6 @@
           <w:szCs w:val="18"/>
           <w:lang w:eastAsia="ru-RU"/>
         </w:rPr>
-        <w:lastRenderedPageBreak/>
         <w:t>text</w:t>
       </w:r>
     </w:p>
@@ -4678,7 +4674,7 @@
           <w:color w:val="0F1115"/>
           <w:lang w:eastAsia="ru-RU"/>
         </w:rPr>
-        <w:t> — ссылка на другую таблицу.</w:t>
+        <w:t xml:space="preserve"> — ссылка на другую таблицу.</w:t>
       </w:r>
     </w:p>
     <w:p>
@@ -5787,7 +5783,7 @@
           <w:color w:val="0F1115"/>
           <w:lang w:eastAsia="ru-RU"/>
         </w:rPr>
-        <w:t> Создайте БД </w:t>
+        <w:t xml:space="preserve"> Создайте БД </w:t>
       </w:r>
       <w:r>
         <w:rPr>
@@ -5842,7 +5838,6 @@
           <w:szCs w:val="18"/>
           <w:lang w:eastAsia="ru-RU"/>
         </w:rPr>
-        <w:lastRenderedPageBreak/>
         <w:t>text</w:t>
       </w:r>
     </w:p>
@@ -6066,38 +6061,6 @@
           <w:color w:val="0F1115"/>
           <w:lang w:eastAsia="ru-RU"/>
         </w:rPr>
-        <w:drawing>
-          <wp:inline xmlns:a="http://schemas.openxmlformats.org/drawingml/2006/main" xmlns:pic="http://schemas.openxmlformats.org/drawingml/2006/picture">
-            <wp:extent cx="5940000" cy="3687290"/>
-            <wp:docPr id="1" name="Picture 1"/>
-            <wp:cNvGraphicFramePr>
-              <a:graphicFrameLocks noChangeAspect="1"/>
-            </wp:cNvGraphicFramePr>
-            <a:graphic>
-              <a:graphicData uri="http://schemas.openxmlformats.org/drawingml/2006/picture">
-                <pic:pic>
-                  <pic:nvPicPr>
-                    <pic:cNvPr id="0" name="1.1.png"/>
-                    <pic:cNvPicPr/>
-                  </pic:nvPicPr>
-                  <pic:blipFill>
-                    <a:blip r:embed="rId10"/>
-                    <a:stretch>
-                      <a:fillRect/>
-                    </a:stretch>
-                  </pic:blipFill>
-                  <pic:spPr>
-                    <a:xfrm>
-                      <a:off x="0" y="0"/>
-                      <a:ext cx="5940000" cy="3687290"/>
-                    </a:xfrm>
-                    <a:prstGeom prst="rect"/>
-                  </pic:spPr>
-                </pic:pic>
-              </a:graphicData>
-            </a:graphic>
-          </wp:inline>
-        </w:drawing>
       </w:r>
     </w:p>
     <w:p>
@@ -6126,7 +6089,7 @@
           <w:color w:val="0F1115"/>
           <w:lang w:eastAsia="ru-RU"/>
         </w:rPr>
-        <w:t> Подключитесь к БД</w:t>
+        <w:t xml:space="preserve"> Подключитесь к БД</w:t>
       </w:r>
     </w:p>
     <w:p>
@@ -6393,38 +6356,6 @@
           <w:color w:val="0F1115"/>
           <w:lang w:eastAsia="ru-RU"/>
         </w:rPr>
-        <w:drawing>
-          <wp:inline xmlns:a="http://schemas.openxmlformats.org/drawingml/2006/main" xmlns:pic="http://schemas.openxmlformats.org/drawingml/2006/picture">
-            <wp:extent cx="5940000" cy="3687290"/>
-            <wp:docPr id="2" name="Picture 2"/>
-            <wp:cNvGraphicFramePr>
-              <a:graphicFrameLocks noChangeAspect="1"/>
-            </wp:cNvGraphicFramePr>
-            <a:graphic>
-              <a:graphicData uri="http://schemas.openxmlformats.org/drawingml/2006/picture">
-                <pic:pic>
-                  <pic:nvPicPr>
-                    <pic:cNvPr id="0" name="1.2.png"/>
-                    <pic:cNvPicPr/>
-                  </pic:nvPicPr>
-                  <pic:blipFill>
-                    <a:blip r:embed="rId11"/>
-                    <a:stretch>
-                      <a:fillRect/>
-                    </a:stretch>
-                  </pic:blipFill>
-                  <pic:spPr>
-                    <a:xfrm>
-                      <a:off x="0" y="0"/>
-                      <a:ext cx="5940000" cy="3687290"/>
-                    </a:xfrm>
-                    <a:prstGeom prst="rect"/>
-                  </pic:spPr>
-                </pic:pic>
-              </a:graphicData>
-            </a:graphic>
-          </wp:inline>
-        </w:drawing>
       </w:r>
     </w:p>
     <w:p>
@@ -6481,7 +6412,7 @@
           <w:color w:val="0F1115"/>
           <w:lang w:eastAsia="ru-RU"/>
         </w:rPr>
-        <w:t> Создайте таблицу </w:t>
+        <w:t xml:space="preserve"> Создайте таблицу </w:t>
       </w:r>
       <w:r>
         <w:rPr>
@@ -6500,7 +6431,7 @@
           <w:color w:val="0F1115"/>
           <w:lang w:eastAsia="ru-RU"/>
         </w:rPr>
-        <w:t> с PRIMARY KEY</w:t>
+        <w:t xml:space="preserve"> с PRIMARY KEY</w:t>
       </w:r>
     </w:p>
     <w:tbl>
@@ -6959,7 +6890,6 @@
           <w:szCs w:val="18"/>
           <w:lang w:eastAsia="ru-RU"/>
         </w:rPr>
-        <w:lastRenderedPageBreak/>
         <w:t>text</w:t>
       </w:r>
     </w:p>
@@ -7519,38 +7449,6 @@
           <w:color w:val="0F1115"/>
           <w:lang w:eastAsia="ru-RU"/>
         </w:rPr>
-        <w:drawing>
-          <wp:inline xmlns:a="http://schemas.openxmlformats.org/drawingml/2006/main" xmlns:pic="http://schemas.openxmlformats.org/drawingml/2006/picture">
-            <wp:extent cx="5940000" cy="3687290"/>
-            <wp:docPr id="3" name="Picture 3"/>
-            <wp:cNvGraphicFramePr>
-              <a:graphicFrameLocks noChangeAspect="1"/>
-            </wp:cNvGraphicFramePr>
-            <a:graphic>
-              <a:graphicData uri="http://schemas.openxmlformats.org/drawingml/2006/picture">
-                <pic:pic>
-                  <pic:nvPicPr>
-                    <pic:cNvPr id="0" name="2.1.png"/>
-                    <pic:cNvPicPr/>
-                  </pic:nvPicPr>
-                  <pic:blipFill>
-                    <a:blip r:embed="rId12"/>
-                    <a:stretch>
-                      <a:fillRect/>
-                    </a:stretch>
-                  </pic:blipFill>
-                  <pic:spPr>
-                    <a:xfrm>
-                      <a:off x="0" y="0"/>
-                      <a:ext cx="5940000" cy="3687290"/>
-                    </a:xfrm>
-                    <a:prstGeom prst="rect"/>
-                  </pic:spPr>
-                </pic:pic>
-              </a:graphicData>
-            </a:graphic>
-          </wp:inline>
-        </w:drawing>
       </w:r>
     </w:p>
     <w:p>
@@ -7579,7 +7477,7 @@
           <w:color w:val="0F1115"/>
           <w:lang w:eastAsia="ru-RU"/>
         </w:rPr>
-        <w:t> Вставьте 3 записи</w:t>
+        <w:t xml:space="preserve"> Вставьте 3 записи</w:t>
       </w:r>
     </w:p>
     <w:p>
@@ -8098,38 +7996,6 @@
           <w:color w:val="0F1115"/>
           <w:lang w:eastAsia="ru-RU"/>
         </w:rPr>
-        <w:drawing>
-          <wp:inline xmlns:a="http://schemas.openxmlformats.org/drawingml/2006/main" xmlns:pic="http://schemas.openxmlformats.org/drawingml/2006/picture">
-            <wp:extent cx="5940000" cy="3687290"/>
-            <wp:docPr id="4" name="Picture 4"/>
-            <wp:cNvGraphicFramePr>
-              <a:graphicFrameLocks noChangeAspect="1"/>
-            </wp:cNvGraphicFramePr>
-            <a:graphic>
-              <a:graphicData uri="http://schemas.openxmlformats.org/drawingml/2006/picture">
-                <pic:pic>
-                  <pic:nvPicPr>
-                    <pic:cNvPr id="0" name="2.2.png"/>
-                    <pic:cNvPicPr/>
-                  </pic:nvPicPr>
-                  <pic:blipFill>
-                    <a:blip r:embed="rId13"/>
-                    <a:stretch>
-                      <a:fillRect/>
-                    </a:stretch>
-                  </pic:blipFill>
-                  <pic:spPr>
-                    <a:xfrm>
-                      <a:off x="0" y="0"/>
-                      <a:ext cx="5940000" cy="3687290"/>
-                    </a:xfrm>
-                    <a:prstGeom prst="rect"/>
-                  </pic:spPr>
-                </pic:pic>
-              </a:graphicData>
-            </a:graphic>
-          </wp:inline>
-        </w:drawing>
       </w:r>
     </w:p>
     <w:p>
@@ -8158,7 +8024,7 @@
           <w:color w:val="0F1115"/>
           <w:lang w:eastAsia="ru-RU"/>
         </w:rPr>
-        <w:t> Проверьте PRIMARY KEY — попробуйте вставить запись с существующим </w:t>
+        <w:t xml:space="preserve"> Проверьте PRIMARY KEY — попробуйте вставить запись с существующим </w:t>
       </w:r>
       <w:r>
         <w:rPr>
@@ -8276,7 +8142,6 @@
           <w:color w:val="0F1115"/>
           <w:lang w:eastAsia="ru-RU"/>
         </w:rPr>
-        <w:lastRenderedPageBreak/>
         <w:t>Ваш SQL:</w:t>
       </w:r>
     </w:p>
@@ -8432,38 +8297,6 @@
           <w:color w:val="0F1115"/>
           <w:lang w:eastAsia="ru-RU"/>
         </w:rPr>
-        <w:drawing>
-          <wp:inline xmlns:a="http://schemas.openxmlformats.org/drawingml/2006/main" xmlns:pic="http://schemas.openxmlformats.org/drawingml/2006/picture">
-            <wp:extent cx="5940000" cy="3687290"/>
-            <wp:docPr id="5" name="Picture 5"/>
-            <wp:cNvGraphicFramePr>
-              <a:graphicFrameLocks noChangeAspect="1"/>
-            </wp:cNvGraphicFramePr>
-            <a:graphic>
-              <a:graphicData uri="http://schemas.openxmlformats.org/drawingml/2006/picture">
-                <pic:pic>
-                  <pic:nvPicPr>
-                    <pic:cNvPr id="0" name="2.3.png"/>
-                    <pic:cNvPicPr/>
-                  </pic:nvPicPr>
-                  <pic:blipFill>
-                    <a:blip r:embed="rId14"/>
-                    <a:stretch>
-                      <a:fillRect/>
-                    </a:stretch>
-                  </pic:blipFill>
-                  <pic:spPr>
-                    <a:xfrm>
-                      <a:off x="0" y="0"/>
-                      <a:ext cx="5940000" cy="3687290"/>
-                    </a:xfrm>
-                    <a:prstGeom prst="rect"/>
-                  </pic:spPr>
-                </pic:pic>
-              </a:graphicData>
-            </a:graphic>
-          </wp:inline>
-        </w:drawing>
       </w:r>
     </w:p>
     <w:p>
@@ -8520,7 +8353,7 @@
           <w:color w:val="0F1115"/>
           <w:lang w:eastAsia="ru-RU"/>
         </w:rPr>
-        <w:t> Создайте таблицу </w:t>
+        <w:t xml:space="preserve"> Создайте таблицу </w:t>
       </w:r>
       <w:r>
         <w:rPr>
@@ -8539,7 +8372,7 @@
           <w:color w:val="0F1115"/>
           <w:lang w:eastAsia="ru-RU"/>
         </w:rPr>
-        <w:t> с NOT NULL</w:t>
+        <w:t xml:space="preserve"> с NOT NULL</w:t>
       </w:r>
     </w:p>
     <w:tbl>
@@ -9575,38 +9408,6 @@
           <w:color w:val="0F1115"/>
           <w:lang w:eastAsia="ru-RU"/>
         </w:rPr>
-        <w:drawing>
-          <wp:inline xmlns:a="http://schemas.openxmlformats.org/drawingml/2006/main" xmlns:pic="http://schemas.openxmlformats.org/drawingml/2006/picture">
-            <wp:extent cx="5940000" cy="3687290"/>
-            <wp:docPr id="6" name="Picture 6"/>
-            <wp:cNvGraphicFramePr>
-              <a:graphicFrameLocks noChangeAspect="1"/>
-            </wp:cNvGraphicFramePr>
-            <a:graphic>
-              <a:graphicData uri="http://schemas.openxmlformats.org/drawingml/2006/picture">
-                <pic:pic>
-                  <pic:nvPicPr>
-                    <pic:cNvPr id="0" name="3.1.png"/>
-                    <pic:cNvPicPr/>
-                  </pic:nvPicPr>
-                  <pic:blipFill>
-                    <a:blip r:embed="rId15"/>
-                    <a:stretch>
-                      <a:fillRect/>
-                    </a:stretch>
-                  </pic:blipFill>
-                  <pic:spPr>
-                    <a:xfrm>
-                      <a:off x="0" y="0"/>
-                      <a:ext cx="5940000" cy="3687290"/>
-                    </a:xfrm>
-                    <a:prstGeom prst="rect"/>
-                  </pic:spPr>
-                </pic:pic>
-              </a:graphicData>
-            </a:graphic>
-          </wp:inline>
-        </w:drawing>
       </w:r>
     </w:p>
     <w:p>
@@ -9635,7 +9436,7 @@
           <w:color w:val="0F1115"/>
           <w:lang w:eastAsia="ru-RU"/>
         </w:rPr>
-        <w:t> Попробуйте вставить запись без name</w:t>
+        <w:t xml:space="preserve"> Попробуйте вставить запись без name</w:t>
       </w:r>
     </w:p>
     <w:p>
@@ -9656,7 +9457,6 @@
           <w:color w:val="0F1115"/>
           <w:lang w:eastAsia="ru-RU"/>
         </w:rPr>
-        <w:lastRenderedPageBreak/>
         <w:t>Подсказка (псевдокод):</w:t>
       </w:r>
     </w:p>
@@ -9898,38 +9698,6 @@
           <w:color w:val="0F1115"/>
           <w:lang w:eastAsia="ru-RU"/>
         </w:rPr>
-        <w:drawing>
-          <wp:inline xmlns:a="http://schemas.openxmlformats.org/drawingml/2006/main" xmlns:pic="http://schemas.openxmlformats.org/drawingml/2006/picture">
-            <wp:extent cx="5940000" cy="3687290"/>
-            <wp:docPr id="7" name="Picture 7"/>
-            <wp:cNvGraphicFramePr>
-              <a:graphicFrameLocks noChangeAspect="1"/>
-            </wp:cNvGraphicFramePr>
-            <a:graphic>
-              <a:graphicData uri="http://schemas.openxmlformats.org/drawingml/2006/picture">
-                <pic:pic>
-                  <pic:nvPicPr>
-                    <pic:cNvPr id="0" name="3.2.png"/>
-                    <pic:cNvPicPr/>
-                  </pic:nvPicPr>
-                  <pic:blipFill>
-                    <a:blip r:embed="rId16"/>
-                    <a:stretch>
-                      <a:fillRect/>
-                    </a:stretch>
-                  </pic:blipFill>
-                  <pic:spPr>
-                    <a:xfrm>
-                      <a:off x="0" y="0"/>
-                      <a:ext cx="5940000" cy="3687290"/>
-                    </a:xfrm>
-                    <a:prstGeom prst="rect"/>
-                  </pic:spPr>
-                </pic:pic>
-              </a:graphicData>
-            </a:graphic>
-          </wp:inline>
-        </w:drawing>
       </w:r>
     </w:p>
     <w:p>
@@ -9958,7 +9726,7 @@
           <w:color w:val="0F1115"/>
           <w:lang w:eastAsia="ru-RU"/>
         </w:rPr>
-        <w:t> Вставьте корректную запись</w:t>
+        <w:t xml:space="preserve"> Вставьте корректную запись</w:t>
       </w:r>
     </w:p>
     <w:p>
@@ -10139,38 +9907,6 @@
           <w:color w:val="0F1115"/>
           <w:lang w:eastAsia="ru-RU"/>
         </w:rPr>
-        <w:drawing>
-          <wp:inline xmlns:a="http://schemas.openxmlformats.org/drawingml/2006/main" xmlns:pic="http://schemas.openxmlformats.org/drawingml/2006/picture">
-            <wp:extent cx="5940000" cy="3687290"/>
-            <wp:docPr id="8" name="Picture 8"/>
-            <wp:cNvGraphicFramePr>
-              <a:graphicFrameLocks noChangeAspect="1"/>
-            </wp:cNvGraphicFramePr>
-            <a:graphic>
-              <a:graphicData uri="http://schemas.openxmlformats.org/drawingml/2006/picture">
-                <pic:pic>
-                  <pic:nvPicPr>
-                    <pic:cNvPr id="0" name="3.3.png"/>
-                    <pic:cNvPicPr/>
-                  </pic:nvPicPr>
-                  <pic:blipFill>
-                    <a:blip r:embed="rId17"/>
-                    <a:stretch>
-                      <a:fillRect/>
-                    </a:stretch>
-                  </pic:blipFill>
-                  <pic:spPr>
-                    <a:xfrm>
-                      <a:off x="0" y="0"/>
-                      <a:ext cx="5940000" cy="3687290"/>
-                    </a:xfrm>
-                    <a:prstGeom prst="rect"/>
-                  </pic:spPr>
-                </pic:pic>
-              </a:graphicData>
-            </a:graphic>
-          </wp:inline>
-        </w:drawing>
       </w:r>
     </w:p>
     <w:p>
@@ -10227,7 +9963,7 @@
           <w:color w:val="0F1115"/>
           <w:lang w:eastAsia="ru-RU"/>
         </w:rPr>
-        <w:t> Создайте таблицу </w:t>
+        <w:t xml:space="preserve"> Создайте таблицу </w:t>
       </w:r>
       <w:r>
         <w:rPr>
@@ -10246,7 +9982,7 @@
           <w:color w:val="0F1115"/>
           <w:lang w:eastAsia="ru-RU"/>
         </w:rPr>
-        <w:t> с UNIQUE</w:t>
+        <w:t xml:space="preserve"> с UNIQUE</w:t>
       </w:r>
     </w:p>
     <w:tbl>
@@ -10807,7 +10543,6 @@
           <w:szCs w:val="20"/>
           <w:lang w:eastAsia="ru-RU"/>
         </w:rPr>
-        <w:lastRenderedPageBreak/>
         <w:t xml:space="preserve">    id ЦЕЛОЕ_АВТО ПЕРВИЧНЫЙ_КЛЮЧ,</w:t>
       </w:r>
     </w:p>
@@ -11283,38 +11018,6 @@
           <w:color w:val="0F1115"/>
           <w:lang w:eastAsia="ru-RU"/>
         </w:rPr>
-        <w:drawing>
-          <wp:inline xmlns:a="http://schemas.openxmlformats.org/drawingml/2006/main" xmlns:pic="http://schemas.openxmlformats.org/drawingml/2006/picture">
-            <wp:extent cx="5940000" cy="3687290"/>
-            <wp:docPr id="9" name="Picture 9"/>
-            <wp:cNvGraphicFramePr>
-              <a:graphicFrameLocks noChangeAspect="1"/>
-            </wp:cNvGraphicFramePr>
-            <a:graphic>
-              <a:graphicData uri="http://schemas.openxmlformats.org/drawingml/2006/picture">
-                <pic:pic>
-                  <pic:nvPicPr>
-                    <pic:cNvPr id="0" name="4.1.png"/>
-                    <pic:cNvPicPr/>
-                  </pic:nvPicPr>
-                  <pic:blipFill>
-                    <a:blip r:embed="rId18"/>
-                    <a:stretch>
-                      <a:fillRect/>
-                    </a:stretch>
-                  </pic:blipFill>
-                  <pic:spPr>
-                    <a:xfrm>
-                      <a:off x="0" y="0"/>
-                      <a:ext cx="5940000" cy="3687290"/>
-                    </a:xfrm>
-                    <a:prstGeom prst="rect"/>
-                  </pic:spPr>
-                </pic:pic>
-              </a:graphicData>
-            </a:graphic>
-          </wp:inline>
-        </w:drawing>
       </w:r>
     </w:p>
     <w:p>
@@ -11343,7 +11046,7 @@
           <w:color w:val="0F1115"/>
           <w:lang w:eastAsia="ru-RU"/>
         </w:rPr>
-        <w:t> Вставьте 2 записи</w:t>
+        <w:t xml:space="preserve"> Вставьте 2 записи</w:t>
       </w:r>
     </w:p>
     <w:p>
@@ -11608,38 +11311,6 @@
           <w:color w:val="0F1115"/>
           <w:lang w:eastAsia="ru-RU"/>
         </w:rPr>
-        <w:drawing>
-          <wp:inline xmlns:a="http://schemas.openxmlformats.org/drawingml/2006/main" xmlns:pic="http://schemas.openxmlformats.org/drawingml/2006/picture">
-            <wp:extent cx="5940000" cy="3687290"/>
-            <wp:docPr id="10" name="Picture 10"/>
-            <wp:cNvGraphicFramePr>
-              <a:graphicFrameLocks noChangeAspect="1"/>
-            </wp:cNvGraphicFramePr>
-            <a:graphic>
-              <a:graphicData uri="http://schemas.openxmlformats.org/drawingml/2006/picture">
-                <pic:pic>
-                  <pic:nvPicPr>
-                    <pic:cNvPr id="0" name="4.2.png"/>
-                    <pic:cNvPicPr/>
-                  </pic:nvPicPr>
-                  <pic:blipFill>
-                    <a:blip r:embed="rId19"/>
-                    <a:stretch>
-                      <a:fillRect/>
-                    </a:stretch>
-                  </pic:blipFill>
-                  <pic:spPr>
-                    <a:xfrm>
-                      <a:off x="0" y="0"/>
-                      <a:ext cx="5940000" cy="3687290"/>
-                    </a:xfrm>
-                    <a:prstGeom prst="rect"/>
-                  </pic:spPr>
-                </pic:pic>
-              </a:graphicData>
-            </a:graphic>
-          </wp:inline>
-        </w:drawing>
       </w:r>
     </w:p>
     <w:p>
@@ -11668,7 +11339,7 @@
           <w:color w:val="0F1115"/>
           <w:lang w:eastAsia="ru-RU"/>
         </w:rPr>
-        <w:t> Попробуйте вставить дубликат email</w:t>
+        <w:t xml:space="preserve"> Попробуйте вставить дубликат email</w:t>
       </w:r>
     </w:p>
     <w:p>
@@ -11930,38 +11601,6 @@
           <w:color w:val="0F1115"/>
           <w:lang w:eastAsia="ru-RU"/>
         </w:rPr>
-        <w:drawing>
-          <wp:inline xmlns:a="http://schemas.openxmlformats.org/drawingml/2006/main" xmlns:pic="http://schemas.openxmlformats.org/drawingml/2006/picture">
-            <wp:extent cx="5940000" cy="3687290"/>
-            <wp:docPr id="11" name="Picture 11"/>
-            <wp:cNvGraphicFramePr>
-              <a:graphicFrameLocks noChangeAspect="1"/>
-            </wp:cNvGraphicFramePr>
-            <a:graphic>
-              <a:graphicData uri="http://schemas.openxmlformats.org/drawingml/2006/picture">
-                <pic:pic>
-                  <pic:nvPicPr>
-                    <pic:cNvPr id="0" name="4.3.png"/>
-                    <pic:cNvPicPr/>
-                  </pic:nvPicPr>
-                  <pic:blipFill>
-                    <a:blip r:embed="rId20"/>
-                    <a:stretch>
-                      <a:fillRect/>
-                    </a:stretch>
-                  </pic:blipFill>
-                  <pic:spPr>
-                    <a:xfrm>
-                      <a:off x="0" y="0"/>
-                      <a:ext cx="5940000" cy="3687290"/>
-                    </a:xfrm>
-                    <a:prstGeom prst="rect"/>
-                  </pic:spPr>
-                </pic:pic>
-              </a:graphicData>
-            </a:graphic>
-          </wp:inline>
-        </w:drawing>
       </w:r>
     </w:p>
     <w:p>
@@ -11989,7 +11628,6 @@
           <w:szCs w:val="30"/>
           <w:lang w:eastAsia="ru-RU"/>
         </w:rPr>
-        <w:lastRenderedPageBreak/>
         <w:t>ЗАДАНИЕ 5: DEFAULT (10 минут)</w:t>
       </w:r>
     </w:p>
@@ -12019,7 +11657,7 @@
           <w:color w:val="0F1115"/>
           <w:lang w:eastAsia="ru-RU"/>
         </w:rPr>
-        <w:t> Создайте таблицу </w:t>
+        <w:t xml:space="preserve"> Создайте таблицу </w:t>
       </w:r>
       <w:r>
         <w:rPr>
@@ -12038,7 +11676,7 @@
           <w:color w:val="0F1115"/>
           <w:lang w:eastAsia="ru-RU"/>
         </w:rPr>
-        <w:t> с DEFAULT</w:t>
+        <w:t xml:space="preserve"> с DEFAULT</w:t>
       </w:r>
     </w:p>
     <w:tbl>
@@ -13259,38 +12897,6 @@
           <w:color w:val="0F1115"/>
           <w:lang w:eastAsia="ru-RU"/>
         </w:rPr>
-        <w:drawing>
-          <wp:inline xmlns:a="http://schemas.openxmlformats.org/drawingml/2006/main" xmlns:pic="http://schemas.openxmlformats.org/drawingml/2006/picture">
-            <wp:extent cx="5940000" cy="3687290"/>
-            <wp:docPr id="12" name="Picture 12"/>
-            <wp:cNvGraphicFramePr>
-              <a:graphicFrameLocks noChangeAspect="1"/>
-            </wp:cNvGraphicFramePr>
-            <a:graphic>
-              <a:graphicData uri="http://schemas.openxmlformats.org/drawingml/2006/picture">
-                <pic:pic>
-                  <pic:nvPicPr>
-                    <pic:cNvPr id="0" name="5.1.png"/>
-                    <pic:cNvPicPr/>
-                  </pic:nvPicPr>
-                  <pic:blipFill>
-                    <a:blip r:embed="rId21"/>
-                    <a:stretch>
-                      <a:fillRect/>
-                    </a:stretch>
-                  </pic:blipFill>
-                  <pic:spPr>
-                    <a:xfrm>
-                      <a:off x="0" y="0"/>
-                      <a:ext cx="5940000" cy="3687290"/>
-                    </a:xfrm>
-                    <a:prstGeom prst="rect"/>
-                  </pic:spPr>
-                </pic:pic>
-              </a:graphicData>
-            </a:graphic>
-          </wp:inline>
-        </w:drawing>
       </w:r>
     </w:p>
     <w:p>
@@ -13319,7 +12925,7 @@
           <w:color w:val="0F1115"/>
           <w:lang w:eastAsia="ru-RU"/>
         </w:rPr>
-        <w:t> Вставьте запись без указания значений по умолчанию</w:t>
+        <w:t xml:space="preserve"> Вставьте запись без указания значений по умолчанию</w:t>
       </w:r>
     </w:p>
     <w:p>
@@ -13586,38 +13192,6 @@
           <w:color w:val="0F1115"/>
           <w:lang w:eastAsia="ru-RU"/>
         </w:rPr>
-        <w:drawing>
-          <wp:inline xmlns:a="http://schemas.openxmlformats.org/drawingml/2006/main" xmlns:pic="http://schemas.openxmlformats.org/drawingml/2006/picture">
-            <wp:extent cx="5940000" cy="3687290"/>
-            <wp:docPr id="13" name="Picture 13"/>
-            <wp:cNvGraphicFramePr>
-              <a:graphicFrameLocks noChangeAspect="1"/>
-            </wp:cNvGraphicFramePr>
-            <a:graphic>
-              <a:graphicData uri="http://schemas.openxmlformats.org/drawingml/2006/picture">
-                <pic:pic>
-                  <pic:nvPicPr>
-                    <pic:cNvPr id="0" name="5.2.png"/>
-                    <pic:cNvPicPr/>
-                  </pic:nvPicPr>
-                  <pic:blipFill>
-                    <a:blip r:embed="rId22"/>
-                    <a:stretch>
-                      <a:fillRect/>
-                    </a:stretch>
-                  </pic:blipFill>
-                  <pic:spPr>
-                    <a:xfrm>
-                      <a:off x="0" y="0"/>
-                      <a:ext cx="5940000" cy="3687290"/>
-                    </a:xfrm>
-                    <a:prstGeom prst="rect"/>
-                  </pic:spPr>
-                </pic:pic>
-              </a:graphicData>
-            </a:graphic>
-          </wp:inline>
-        </w:drawing>
       </w:r>
     </w:p>
     <w:p>
@@ -13646,7 +13220,7 @@
           <w:color w:val="0F1115"/>
           <w:lang w:eastAsia="ru-RU"/>
         </w:rPr>
-        <w:t> Проверьте значения по умолчанию</w:t>
+        <w:t xml:space="preserve"> Проверьте значения по умолчанию</w:t>
       </w:r>
     </w:p>
     <w:p>
@@ -14104,38 +13678,6 @@
           <w:color w:val="0F1115"/>
           <w:lang w:eastAsia="ru-RU"/>
         </w:rPr>
-        <w:drawing>
-          <wp:inline xmlns:a="http://schemas.openxmlformats.org/drawingml/2006/main" xmlns:pic="http://schemas.openxmlformats.org/drawingml/2006/picture">
-            <wp:extent cx="5940000" cy="3687290"/>
-            <wp:docPr id="14" name="Picture 14"/>
-            <wp:cNvGraphicFramePr>
-              <a:graphicFrameLocks noChangeAspect="1"/>
-            </wp:cNvGraphicFramePr>
-            <a:graphic>
-              <a:graphicData uri="http://schemas.openxmlformats.org/drawingml/2006/picture">
-                <pic:pic>
-                  <pic:nvPicPr>
-                    <pic:cNvPr id="0" name="5.3.png"/>
-                    <pic:cNvPicPr/>
-                  </pic:nvPicPr>
-                  <pic:blipFill>
-                    <a:blip r:embed="rId23"/>
-                    <a:stretch>
-                      <a:fillRect/>
-                    </a:stretch>
-                  </pic:blipFill>
-                  <pic:spPr>
-                    <a:xfrm>
-                      <a:off x="0" y="0"/>
-                      <a:ext cx="5940000" cy="3687290"/>
-                    </a:xfrm>
-                    <a:prstGeom prst="rect"/>
-                  </pic:spPr>
-                </pic:pic>
-              </a:graphicData>
-            </a:graphic>
-          </wp:inline>
-        </w:drawing>
       </w:r>
     </w:p>
     <w:p>
@@ -14192,7 +13734,7 @@
           <w:color w:val="0F1115"/>
           <w:lang w:eastAsia="ru-RU"/>
         </w:rPr>
-        <w:t> Создайте таблицу </w:t>
+        <w:t xml:space="preserve"> Создайте таблицу </w:t>
       </w:r>
       <w:r>
         <w:rPr>
@@ -14211,7 +13753,7 @@
           <w:color w:val="0F1115"/>
           <w:lang w:eastAsia="ru-RU"/>
         </w:rPr>
-        <w:t> с ограничениями</w:t>
+        <w:t xml:space="preserve"> с ограничениями</w:t>
       </w:r>
     </w:p>
     <w:tbl>
@@ -15271,38 +14813,6 @@
           <w:color w:val="0F1115"/>
           <w:lang w:eastAsia="ru-RU"/>
         </w:rPr>
-        <w:drawing>
-          <wp:inline xmlns:a="http://schemas.openxmlformats.org/drawingml/2006/main" xmlns:pic="http://schemas.openxmlformats.org/drawingml/2006/picture">
-            <wp:extent cx="5940000" cy="3687290"/>
-            <wp:docPr id="15" name="Picture 15"/>
-            <wp:cNvGraphicFramePr>
-              <a:graphicFrameLocks noChangeAspect="1"/>
-            </wp:cNvGraphicFramePr>
-            <a:graphic>
-              <a:graphicData uri="http://schemas.openxmlformats.org/drawingml/2006/picture">
-                <pic:pic>
-                  <pic:nvPicPr>
-                    <pic:cNvPr id="0" name="6.1.png"/>
-                    <pic:cNvPicPr/>
-                  </pic:nvPicPr>
-                  <pic:blipFill>
-                    <a:blip r:embed="rId24"/>
-                    <a:stretch>
-                      <a:fillRect/>
-                    </a:stretch>
-                  </pic:blipFill>
-                  <pic:spPr>
-                    <a:xfrm>
-                      <a:off x="0" y="0"/>
-                      <a:ext cx="5940000" cy="3687290"/>
-                    </a:xfrm>
-                    <a:prstGeom prst="rect"/>
-                  </pic:spPr>
-                </pic:pic>
-              </a:graphicData>
-            </a:graphic>
-          </wp:inline>
-        </w:drawing>
       </w:r>
     </w:p>
     <w:p>
@@ -15331,7 +14841,7 @@
           <w:color w:val="0F1115"/>
           <w:lang w:eastAsia="ru-RU"/>
         </w:rPr>
-        <w:t> Создайте таблицу </w:t>
+        <w:t xml:space="preserve"> Создайте таблицу </w:t>
       </w:r>
       <w:r>
         <w:rPr>
@@ -15350,7 +14860,7 @@
           <w:color w:val="0F1115"/>
           <w:lang w:eastAsia="ru-RU"/>
         </w:rPr>
-        <w:t> с ограничениями</w:t>
+        <w:t xml:space="preserve"> с ограничениями</w:t>
       </w:r>
     </w:p>
     <w:tbl>
@@ -16410,38 +15920,6 @@
           <w:color w:val="0F1115"/>
           <w:lang w:eastAsia="ru-RU"/>
         </w:rPr>
-        <w:drawing>
-          <wp:inline xmlns:a="http://schemas.openxmlformats.org/drawingml/2006/main" xmlns:pic="http://schemas.openxmlformats.org/drawingml/2006/picture">
-            <wp:extent cx="5940000" cy="3687290"/>
-            <wp:docPr id="16" name="Picture 16"/>
-            <wp:cNvGraphicFramePr>
-              <a:graphicFrameLocks noChangeAspect="1"/>
-            </wp:cNvGraphicFramePr>
-            <a:graphic>
-              <a:graphicData uri="http://schemas.openxmlformats.org/drawingml/2006/picture">
-                <pic:pic>
-                  <pic:nvPicPr>
-                    <pic:cNvPr id="0" name="6.2.png"/>
-                    <pic:cNvPicPr/>
-                  </pic:nvPicPr>
-                  <pic:blipFill>
-                    <a:blip r:embed="rId25"/>
-                    <a:stretch>
-                      <a:fillRect/>
-                    </a:stretch>
-                  </pic:blipFill>
-                  <pic:spPr>
-                    <a:xfrm>
-                      <a:off x="0" y="0"/>
-                      <a:ext cx="5940000" cy="3687290"/>
-                    </a:xfrm>
-                    <a:prstGeom prst="rect"/>
-                  </pic:spPr>
-                </pic:pic>
-              </a:graphicData>
-            </a:graphic>
-          </wp:inline>
-        </w:drawing>
       </w:r>
     </w:p>
     <w:p>
@@ -16470,7 +15948,7 @@
           <w:color w:val="0F1115"/>
           <w:lang w:eastAsia="ru-RU"/>
         </w:rPr>
-        <w:t> Создайте таблицу </w:t>
+        <w:t xml:space="preserve"> Создайте таблицу </w:t>
       </w:r>
       <w:r>
         <w:rPr>
@@ -16489,7 +15967,7 @@
           <w:color w:val="0F1115"/>
           <w:lang w:eastAsia="ru-RU"/>
         </w:rPr>
-        <w:t> с ограничениями</w:t>
+        <w:t xml:space="preserve"> с ограничениями</w:t>
       </w:r>
     </w:p>
     <w:tbl>
@@ -17055,7 +16533,6 @@
                 <w:szCs w:val="23"/>
                 <w:lang w:eastAsia="ru-RU"/>
               </w:rPr>
-              <w:lastRenderedPageBreak/>
               <w:t>hire_date</w:t>
             </w:r>
           </w:p>
@@ -17550,38 +17027,6 @@
           <w:color w:val="0F1115"/>
           <w:lang w:eastAsia="ru-RU"/>
         </w:rPr>
-        <w:drawing>
-          <wp:inline xmlns:a="http://schemas.openxmlformats.org/drawingml/2006/main" xmlns:pic="http://schemas.openxmlformats.org/drawingml/2006/picture">
-            <wp:extent cx="5940000" cy="3687290"/>
-            <wp:docPr id="17" name="Picture 17"/>
-            <wp:cNvGraphicFramePr>
-              <a:graphicFrameLocks noChangeAspect="1"/>
-            </wp:cNvGraphicFramePr>
-            <a:graphic>
-              <a:graphicData uri="http://schemas.openxmlformats.org/drawingml/2006/picture">
-                <pic:pic>
-                  <pic:nvPicPr>
-                    <pic:cNvPr id="0" name="6.3.png"/>
-                    <pic:cNvPicPr/>
-                  </pic:nvPicPr>
-                  <pic:blipFill>
-                    <a:blip r:embed="rId26"/>
-                    <a:stretch>
-                      <a:fillRect/>
-                    </a:stretch>
-                  </pic:blipFill>
-                  <pic:spPr>
-                    <a:xfrm>
-                      <a:off x="0" y="0"/>
-                      <a:ext cx="5940000" cy="3687290"/>
-                    </a:xfrm>
-                    <a:prstGeom prst="rect"/>
-                  </pic:spPr>
-                </pic:pic>
-              </a:graphicData>
-            </a:graphic>
-          </wp:inline>
-        </w:drawing>
       </w:r>
     </w:p>
     <w:p>
@@ -17610,7 +17055,7 @@
           <w:color w:val="0F1115"/>
           <w:lang w:eastAsia="ru-RU"/>
         </w:rPr>
-        <w:t> Создайте таблицу </w:t>
+        <w:t xml:space="preserve"> Создайте таблицу </w:t>
       </w:r>
       <w:r>
         <w:rPr>
@@ -17629,7 +17074,7 @@
           <w:color w:val="0F1115"/>
           <w:lang w:eastAsia="ru-RU"/>
         </w:rPr>
-        <w:t> и </w:t>
+        <w:t xml:space="preserve"> и </w:t>
       </w:r>
       <w:r>
         <w:rPr>
@@ -17648,7 +17093,7 @@
           <w:color w:val="0F1115"/>
           <w:lang w:eastAsia="ru-RU"/>
         </w:rPr>
-        <w:t> с FOREIGN KEY</w:t>
+        <w:t xml:space="preserve"> с FOREIGN KEY</w:t>
       </w:r>
     </w:p>
     <w:p>
@@ -17669,7 +17114,7 @@
           <w:color w:val="0F1115"/>
           <w:lang w:eastAsia="ru-RU"/>
         </w:rPr>
-        <w:t>Таблица </w:t>
+        <w:t xml:space="preserve">Таблица </w:t>
       </w:r>
       <w:r>
         <w:rPr>
@@ -18043,7 +17488,7 @@
           <w:color w:val="0F1115"/>
           <w:lang w:eastAsia="ru-RU"/>
         </w:rPr>
-        <w:t>Таблица </w:t>
+        <w:t xml:space="preserve">Таблица </w:t>
       </w:r>
       <w:r>
         <w:rPr>
@@ -19130,38 +18575,6 @@
           <w:color w:val="0F1115"/>
           <w:lang w:eastAsia="ru-RU"/>
         </w:rPr>
-        <w:drawing>
-          <wp:inline xmlns:a="http://schemas.openxmlformats.org/drawingml/2006/main" xmlns:pic="http://schemas.openxmlformats.org/drawingml/2006/picture">
-            <wp:extent cx="5940000" cy="3687290"/>
-            <wp:docPr id="18" name="Picture 18"/>
-            <wp:cNvGraphicFramePr>
-              <a:graphicFrameLocks noChangeAspect="1"/>
-            </wp:cNvGraphicFramePr>
-            <a:graphic>
-              <a:graphicData uri="http://schemas.openxmlformats.org/drawingml/2006/picture">
-                <pic:pic>
-                  <pic:nvPicPr>
-                    <pic:cNvPr id="0" name="6.4.png"/>
-                    <pic:cNvPicPr/>
-                  </pic:nvPicPr>
-                  <pic:blipFill>
-                    <a:blip r:embed="rId27"/>
-                    <a:stretch>
-                      <a:fillRect/>
-                    </a:stretch>
-                  </pic:blipFill>
-                  <pic:spPr>
-                    <a:xfrm>
-                      <a:off x="0" y="0"/>
-                      <a:ext cx="5940000" cy="3687290"/>
-                    </a:xfrm>
-                    <a:prstGeom prst="rect"/>
-                  </pic:spPr>
-                </pic:pic>
-              </a:graphicData>
-            </a:graphic>
-          </wp:inline>
-        </w:drawing>
       </w:r>
     </w:p>
     <w:p>
@@ -19242,7 +18655,7 @@
           <w:color w:val="0F1115"/>
           <w:lang w:eastAsia="ru-RU"/>
         </w:rPr>
-        <w:t> Создайте таблицу </w:t>
+        <w:t xml:space="preserve"> Создайте таблицу </w:t>
       </w:r>
       <w:r>
         <w:rPr>
@@ -19261,7 +18674,7 @@
           <w:color w:val="0F1115"/>
           <w:lang w:eastAsia="ru-RU"/>
         </w:rPr>
-        <w:t> с PRIMARY KEY</w:t>
+        <w:t xml:space="preserve"> с PRIMARY KEY</w:t>
       </w:r>
     </w:p>
     <w:tbl>
@@ -19892,38 +19305,6 @@
           <w:color w:val="0F1115"/>
           <w:lang w:eastAsia="ru-RU"/>
         </w:rPr>
-        <w:drawing>
-          <wp:inline xmlns:a="http://schemas.openxmlformats.org/drawingml/2006/main" xmlns:pic="http://schemas.openxmlformats.org/drawingml/2006/picture">
-            <wp:extent cx="5940000" cy="3687290"/>
-            <wp:docPr id="19" name="Picture 19"/>
-            <wp:cNvGraphicFramePr>
-              <a:graphicFrameLocks noChangeAspect="1"/>
-            </wp:cNvGraphicFramePr>
-            <a:graphic>
-              <a:graphicData uri="http://schemas.openxmlformats.org/drawingml/2006/picture">
-                <pic:pic>
-                  <pic:nvPicPr>
-                    <pic:cNvPr id="0" name="7.1.1.png"/>
-                    <pic:cNvPicPr/>
-                  </pic:nvPicPr>
-                  <pic:blipFill>
-                    <a:blip r:embed="rId28"/>
-                    <a:stretch>
-                      <a:fillRect/>
-                    </a:stretch>
-                  </pic:blipFill>
-                  <pic:spPr>
-                    <a:xfrm>
-                      <a:off x="0" y="0"/>
-                      <a:ext cx="5940000" cy="3687290"/>
-                    </a:xfrm>
-                    <a:prstGeom prst="rect"/>
-                  </pic:spPr>
-                </pic:pic>
-              </a:graphicData>
-            </a:graphic>
-          </wp:inline>
-        </w:drawing>
       </w:r>
     </w:p>
     <w:p>
@@ -19952,7 +19333,7 @@
           <w:color w:val="0F1115"/>
           <w:lang w:eastAsia="ru-RU"/>
         </w:rPr>
-        <w:t> Создайте таблицу </w:t>
+        <w:t xml:space="preserve"> Создайте таблицу </w:t>
       </w:r>
       <w:r>
         <w:rPr>
@@ -19971,7 +19352,7 @@
           <w:color w:val="0F1115"/>
           <w:lang w:eastAsia="ru-RU"/>
         </w:rPr>
-        <w:t> с PRIMARY KEY</w:t>
+        <w:t xml:space="preserve"> с PRIMARY KEY</w:t>
       </w:r>
     </w:p>
     <w:tbl>
@@ -20602,38 +19983,6 @@
           <w:color w:val="0F1115"/>
           <w:lang w:eastAsia="ru-RU"/>
         </w:rPr>
-        <w:drawing>
-          <wp:inline xmlns:a="http://schemas.openxmlformats.org/drawingml/2006/main" xmlns:pic="http://schemas.openxmlformats.org/drawingml/2006/picture">
-            <wp:extent cx="5940000" cy="3687290"/>
-            <wp:docPr id="20" name="Picture 20"/>
-            <wp:cNvGraphicFramePr>
-              <a:graphicFrameLocks noChangeAspect="1"/>
-            </wp:cNvGraphicFramePr>
-            <a:graphic>
-              <a:graphicData uri="http://schemas.openxmlformats.org/drawingml/2006/picture">
-                <pic:pic>
-                  <pic:nvPicPr>
-                    <pic:cNvPr id="0" name="7.1.2.png"/>
-                    <pic:cNvPicPr/>
-                  </pic:nvPicPr>
-                  <pic:blipFill>
-                    <a:blip r:embed="rId29"/>
-                    <a:stretch>
-                      <a:fillRect/>
-                    </a:stretch>
-                  </pic:blipFill>
-                  <pic:spPr>
-                    <a:xfrm>
-                      <a:off x="0" y="0"/>
-                      <a:ext cx="5940000" cy="3687290"/>
-                    </a:xfrm>
-                    <a:prstGeom prst="rect"/>
-                  </pic:spPr>
-                </pic:pic>
-              </a:graphicData>
-            </a:graphic>
-          </wp:inline>
-        </w:drawing>
       </w:r>
     </w:p>
     <w:p>
@@ -20654,7 +20003,6 @@
           <w:color w:val="0F1115"/>
           <w:lang w:eastAsia="ru-RU"/>
         </w:rPr>
-        <w:lastRenderedPageBreak/>
         <w:t>Задание 1.3.</w:t>
       </w:r>
       <w:r>
@@ -20663,7 +20011,7 @@
           <w:color w:val="0F1115"/>
           <w:lang w:eastAsia="ru-RU"/>
         </w:rPr>
-        <w:t> Создайте таблицу </w:t>
+        <w:t xml:space="preserve"> Создайте таблицу </w:t>
       </w:r>
       <w:r>
         <w:rPr>
@@ -20682,7 +20030,7 @@
           <w:color w:val="0F1115"/>
           <w:lang w:eastAsia="ru-RU"/>
         </w:rPr>
-        <w:t> с PRIMARY KEY</w:t>
+        <w:t xml:space="preserve"> с PRIMARY KEY</w:t>
       </w:r>
     </w:p>
     <w:tbl>
@@ -21313,38 +20661,6 @@
           <w:color w:val="0F1115"/>
           <w:lang w:eastAsia="ru-RU"/>
         </w:rPr>
-        <w:drawing>
-          <wp:inline xmlns:a="http://schemas.openxmlformats.org/drawingml/2006/main" xmlns:pic="http://schemas.openxmlformats.org/drawingml/2006/picture">
-            <wp:extent cx="5940000" cy="3687290"/>
-            <wp:docPr id="21" name="Picture 21"/>
-            <wp:cNvGraphicFramePr>
-              <a:graphicFrameLocks noChangeAspect="1"/>
-            </wp:cNvGraphicFramePr>
-            <a:graphic>
-              <a:graphicData uri="http://schemas.openxmlformats.org/drawingml/2006/picture">
-                <pic:pic>
-                  <pic:nvPicPr>
-                    <pic:cNvPr id="0" name="7.1.3.png"/>
-                    <pic:cNvPicPr/>
-                  </pic:nvPicPr>
-                  <pic:blipFill>
-                    <a:blip r:embed="rId30"/>
-                    <a:stretch>
-                      <a:fillRect/>
-                    </a:stretch>
-                  </pic:blipFill>
-                  <pic:spPr>
-                    <a:xfrm>
-                      <a:off x="0" y="0"/>
-                      <a:ext cx="5940000" cy="3687290"/>
-                    </a:xfrm>
-                    <a:prstGeom prst="rect"/>
-                  </pic:spPr>
-                </pic:pic>
-              </a:graphicData>
-            </a:graphic>
-          </wp:inline>
-        </w:drawing>
       </w:r>
     </w:p>
     <w:p>
@@ -21397,7 +20713,7 @@
           <w:color w:val="0F1115"/>
           <w:lang w:eastAsia="ru-RU"/>
         </w:rPr>
-        <w:t> Создайте таблицу </w:t>
+        <w:t xml:space="preserve"> Создайте таблицу </w:t>
       </w:r>
       <w:r>
         <w:rPr>
@@ -21416,7 +20732,7 @@
           <w:color w:val="0F1115"/>
           <w:lang w:eastAsia="ru-RU"/>
         </w:rPr>
-        <w:t> с UNIQUE и DEFAULT</w:t>
+        <w:t xml:space="preserve"> с UNIQUE и DEFAULT</w:t>
       </w:r>
     </w:p>
     <w:tbl>
@@ -22416,38 +21732,6 @@
           <w:color w:val="0F1115"/>
           <w:lang w:eastAsia="ru-RU"/>
         </w:rPr>
-        <w:drawing>
-          <wp:inline xmlns:a="http://schemas.openxmlformats.org/drawingml/2006/main" xmlns:pic="http://schemas.openxmlformats.org/drawingml/2006/picture">
-            <wp:extent cx="5940000" cy="3687290"/>
-            <wp:docPr id="22" name="Picture 22"/>
-            <wp:cNvGraphicFramePr>
-              <a:graphicFrameLocks noChangeAspect="1"/>
-            </wp:cNvGraphicFramePr>
-            <a:graphic>
-              <a:graphicData uri="http://schemas.openxmlformats.org/drawingml/2006/picture">
-                <pic:pic>
-                  <pic:nvPicPr>
-                    <pic:cNvPr id="0" name="7.2.1.png"/>
-                    <pic:cNvPicPr/>
-                  </pic:nvPicPr>
-                  <pic:blipFill>
-                    <a:blip r:embed="rId31"/>
-                    <a:stretch>
-                      <a:fillRect/>
-                    </a:stretch>
-                  </pic:blipFill>
-                  <pic:spPr>
-                    <a:xfrm>
-                      <a:off x="0" y="0"/>
-                      <a:ext cx="5940000" cy="3687290"/>
-                    </a:xfrm>
-                    <a:prstGeom prst="rect"/>
-                  </pic:spPr>
-                </pic:pic>
-              </a:graphicData>
-            </a:graphic>
-          </wp:inline>
-        </w:drawing>
       </w:r>
     </w:p>
     <w:p>
@@ -22468,7 +21752,6 @@
           <w:color w:val="0F1115"/>
           <w:lang w:eastAsia="ru-RU"/>
         </w:rPr>
-        <w:lastRenderedPageBreak/>
         <w:t>Задание 2.2.</w:t>
       </w:r>
       <w:r>
@@ -22477,7 +21760,7 @@
           <w:color w:val="0F1115"/>
           <w:lang w:eastAsia="ru-RU"/>
         </w:rPr>
-        <w:t> Создайте таблицу </w:t>
+        <w:t xml:space="preserve"> Создайте таблицу </w:t>
       </w:r>
       <w:r>
         <w:rPr>
@@ -22496,7 +21779,7 @@
           <w:color w:val="0F1115"/>
           <w:lang w:eastAsia="ru-RU"/>
         </w:rPr>
-        <w:t> с CHECK</w:t>
+        <w:t xml:space="preserve"> с CHECK</w:t>
       </w:r>
     </w:p>
     <w:tbl>
@@ -23496,38 +22779,6 @@
           <w:color w:val="0F1115"/>
           <w:lang w:eastAsia="ru-RU"/>
         </w:rPr>
-        <w:drawing>
-          <wp:inline xmlns:a="http://schemas.openxmlformats.org/drawingml/2006/main" xmlns:pic="http://schemas.openxmlformats.org/drawingml/2006/picture">
-            <wp:extent cx="5940000" cy="3687290"/>
-            <wp:docPr id="23" name="Picture 23"/>
-            <wp:cNvGraphicFramePr>
-              <a:graphicFrameLocks noChangeAspect="1"/>
-            </wp:cNvGraphicFramePr>
-            <a:graphic>
-              <a:graphicData uri="http://schemas.openxmlformats.org/drawingml/2006/picture">
-                <pic:pic>
-                  <pic:nvPicPr>
-                    <pic:cNvPr id="0" name="7.2.2.png"/>
-                    <pic:cNvPicPr/>
-                  </pic:nvPicPr>
-                  <pic:blipFill>
-                    <a:blip r:embed="rId32"/>
-                    <a:stretch>
-                      <a:fillRect/>
-                    </a:stretch>
-                  </pic:blipFill>
-                  <pic:spPr>
-                    <a:xfrm>
-                      <a:off x="0" y="0"/>
-                      <a:ext cx="5940000" cy="3687290"/>
-                    </a:xfrm>
-                    <a:prstGeom prst="rect"/>
-                  </pic:spPr>
-                </pic:pic>
-              </a:graphicData>
-            </a:graphic>
-          </wp:inline>
-        </w:drawing>
       </w:r>
     </w:p>
     <w:p>
@@ -23556,7 +22807,7 @@
           <w:color w:val="0F1115"/>
           <w:lang w:eastAsia="ru-RU"/>
         </w:rPr>
-        <w:t> Создайте таблицу </w:t>
+        <w:t xml:space="preserve"> Создайте таблицу </w:t>
       </w:r>
       <w:r>
         <w:rPr>
@@ -23575,7 +22826,7 @@
           <w:color w:val="0F1115"/>
           <w:lang w:eastAsia="ru-RU"/>
         </w:rPr>
-        <w:t> с UNIQUE и DEFAULT</w:t>
+        <w:t xml:space="preserve"> с UNIQUE и DEFAULT</w:t>
       </w:r>
     </w:p>
     <w:tbl>
@@ -24689,7 +23940,6 @@
           <w:color w:val="0F1115"/>
           <w:lang w:eastAsia="ru-RU"/>
         </w:rPr>
-        <w:lastRenderedPageBreak/>
         <w:t>📸</w:t>
       </w:r>
       <w:r>
@@ -24719,38 +23969,6 @@
           <w:color w:val="0F1115"/>
           <w:lang w:eastAsia="ru-RU"/>
         </w:rPr>
-        <w:drawing>
-          <wp:inline xmlns:a="http://schemas.openxmlformats.org/drawingml/2006/main" xmlns:pic="http://schemas.openxmlformats.org/drawingml/2006/picture">
-            <wp:extent cx="5940000" cy="3687290"/>
-            <wp:docPr id="24" name="Picture 24"/>
-            <wp:cNvGraphicFramePr>
-              <a:graphicFrameLocks noChangeAspect="1"/>
-            </wp:cNvGraphicFramePr>
-            <a:graphic>
-              <a:graphicData uri="http://schemas.openxmlformats.org/drawingml/2006/picture">
-                <pic:pic>
-                  <pic:nvPicPr>
-                    <pic:cNvPr id="0" name="7.2.3.png"/>
-                    <pic:cNvPicPr/>
-                  </pic:nvPicPr>
-                  <pic:blipFill>
-                    <a:blip r:embed="rId33"/>
-                    <a:stretch>
-                      <a:fillRect/>
-                    </a:stretch>
-                  </pic:blipFill>
-                  <pic:spPr>
-                    <a:xfrm>
-                      <a:off x="0" y="0"/>
-                      <a:ext cx="5940000" cy="3687290"/>
-                    </a:xfrm>
-                    <a:prstGeom prst="rect"/>
-                  </pic:spPr>
-                </pic:pic>
-              </a:graphicData>
-            </a:graphic>
-          </wp:inline>
-        </w:drawing>
       </w:r>
     </w:p>
     <w:p>
@@ -24779,7 +23997,7 @@
           <w:color w:val="0F1115"/>
           <w:lang w:eastAsia="ru-RU"/>
         </w:rPr>
-        <w:t> Создайте таблицу </w:t>
+        <w:t xml:space="preserve"> Создайте таблицу </w:t>
       </w:r>
       <w:r>
         <w:rPr>
@@ -24798,7 +24016,7 @@
           <w:color w:val="0F1115"/>
           <w:lang w:eastAsia="ru-RU"/>
         </w:rPr>
-        <w:t> с CHECK и DEFAULT</w:t>
+        <w:t xml:space="preserve"> с CHECK и DEFAULT</w:t>
       </w:r>
     </w:p>
     <w:tbl>
@@ -25798,38 +25016,6 @@
           <w:color w:val="0F1115"/>
           <w:lang w:eastAsia="ru-RU"/>
         </w:rPr>
-        <w:drawing>
-          <wp:inline xmlns:a="http://schemas.openxmlformats.org/drawingml/2006/main" xmlns:pic="http://schemas.openxmlformats.org/drawingml/2006/picture">
-            <wp:extent cx="5940000" cy="3687290"/>
-            <wp:docPr id="25" name="Picture 25"/>
-            <wp:cNvGraphicFramePr>
-              <a:graphicFrameLocks noChangeAspect="1"/>
-            </wp:cNvGraphicFramePr>
-            <a:graphic>
-              <a:graphicData uri="http://schemas.openxmlformats.org/drawingml/2006/picture">
-                <pic:pic>
-                  <pic:nvPicPr>
-                    <pic:cNvPr id="0" name="7.2.4.png"/>
-                    <pic:cNvPicPr/>
-                  </pic:nvPicPr>
-                  <pic:blipFill>
-                    <a:blip r:embed="rId34"/>
-                    <a:stretch>
-                      <a:fillRect/>
-                    </a:stretch>
-                  </pic:blipFill>
-                  <pic:spPr>
-                    <a:xfrm>
-                      <a:off x="0" y="0"/>
-                      <a:ext cx="5940000" cy="3687290"/>
-                    </a:xfrm>
-                    <a:prstGeom prst="rect"/>
-                  </pic:spPr>
-                </pic:pic>
-              </a:graphicData>
-            </a:graphic>
-          </wp:inline>
-        </w:drawing>
       </w:r>
     </w:p>
     <w:p>
@@ -25858,7 +25044,7 @@
           <w:color w:val="0F1115"/>
           <w:lang w:eastAsia="ru-RU"/>
         </w:rPr>
-        <w:t> Создайте таблицу </w:t>
+        <w:t xml:space="preserve"> Создайте таблицу </w:t>
       </w:r>
       <w:r>
         <w:rPr>
@@ -25877,7 +25063,7 @@
           <w:color w:val="0F1115"/>
           <w:lang w:eastAsia="ru-RU"/>
         </w:rPr>
-        <w:t> с CHECK и DEFAULT</w:t>
+        <w:t xml:space="preserve"> с CHECK и DEFAULT</w:t>
       </w:r>
     </w:p>
     <w:tbl>
@@ -26556,7 +25742,6 @@
           <w:szCs w:val="18"/>
           <w:lang w:eastAsia="ru-RU"/>
         </w:rPr>
-        <w:lastRenderedPageBreak/>
         <w:t>sql</w:t>
       </w:r>
     </w:p>
@@ -27021,38 +26206,6 @@
           <w:color w:val="0F1115"/>
           <w:lang w:eastAsia="ru-RU"/>
         </w:rPr>
-        <w:drawing>
-          <wp:inline xmlns:a="http://schemas.openxmlformats.org/drawingml/2006/main" xmlns:pic="http://schemas.openxmlformats.org/drawingml/2006/picture">
-            <wp:extent cx="5940000" cy="3687290"/>
-            <wp:docPr id="26" name="Picture 26"/>
-            <wp:cNvGraphicFramePr>
-              <a:graphicFrameLocks noChangeAspect="1"/>
-            </wp:cNvGraphicFramePr>
-            <a:graphic>
-              <a:graphicData uri="http://schemas.openxmlformats.org/drawingml/2006/picture">
-                <pic:pic>
-                  <pic:nvPicPr>
-                    <pic:cNvPr id="0" name="7.2.5.png"/>
-                    <pic:cNvPicPr/>
-                  </pic:nvPicPr>
-                  <pic:blipFill>
-                    <a:blip r:embed="rId35"/>
-                    <a:stretch>
-                      <a:fillRect/>
-                    </a:stretch>
-                  </pic:blipFill>
-                  <pic:spPr>
-                    <a:xfrm>
-                      <a:off x="0" y="0"/>
-                      <a:ext cx="5940000" cy="3687290"/>
-                    </a:xfrm>
-                    <a:prstGeom prst="rect"/>
-                  </pic:spPr>
-                </pic:pic>
-              </a:graphicData>
-            </a:graphic>
-          </wp:inline>
-        </w:drawing>
       </w:r>
     </w:p>
     <w:p>
@@ -27105,7 +26258,7 @@
           <w:color w:val="0F1115"/>
           <w:lang w:eastAsia="ru-RU"/>
         </w:rPr>
-        <w:t> Создайте 3 связанные таблицы</w:t>
+        <w:t xml:space="preserve"> Создайте 3 связанные таблицы</w:t>
       </w:r>
     </w:p>
     <w:p>
@@ -27126,7 +26279,7 @@
           <w:color w:val="0F1115"/>
           <w:lang w:eastAsia="ru-RU"/>
         </w:rPr>
-        <w:t>Таблица </w:t>
+        <w:t xml:space="preserve">Таблица </w:t>
       </w:r>
       <w:r>
         <w:rPr>
@@ -27601,7 +26754,7 @@
           <w:color w:val="0F1115"/>
           <w:lang w:eastAsia="ru-RU"/>
         </w:rPr>
-        <w:t>Таблица </w:t>
+        <w:t xml:space="preserve">Таблица </w:t>
       </w:r>
       <w:r>
         <w:rPr>
@@ -28177,7 +27330,7 @@
           <w:color w:val="0F1115"/>
           <w:lang w:eastAsia="ru-RU"/>
         </w:rPr>
-        <w:t>Таблица </w:t>
+        <w:t xml:space="preserve">Таблица </w:t>
       </w:r>
       <w:r>
         <w:rPr>
@@ -28562,7 +27715,6 @@
                 <w:szCs w:val="23"/>
                 <w:lang w:eastAsia="ru-RU"/>
               </w:rPr>
-              <w:lastRenderedPageBreak/>
               <w:t>product_name</w:t>
             </w:r>
           </w:p>
@@ -29928,38 +29080,6 @@
           <w:color w:val="0F1115"/>
           <w:lang w:eastAsia="ru-RU"/>
         </w:rPr>
-        <w:drawing>
-          <wp:inline xmlns:a="http://schemas.openxmlformats.org/drawingml/2006/main" xmlns:pic="http://schemas.openxmlformats.org/drawingml/2006/picture">
-            <wp:extent cx="5940000" cy="3687290"/>
-            <wp:docPr id="27" name="Picture 27"/>
-            <wp:cNvGraphicFramePr>
-              <a:graphicFrameLocks noChangeAspect="1"/>
-            </wp:cNvGraphicFramePr>
-            <a:graphic>
-              <a:graphicData uri="http://schemas.openxmlformats.org/drawingml/2006/picture">
-                <pic:pic>
-                  <pic:nvPicPr>
-                    <pic:cNvPr id="0" name="7.3.1.png"/>
-                    <pic:cNvPicPr/>
-                  </pic:nvPicPr>
-                  <pic:blipFill>
-                    <a:blip r:embed="rId36"/>
-                    <a:stretch>
-                      <a:fillRect/>
-                    </a:stretch>
-                  </pic:blipFill>
-                  <pic:spPr>
-                    <a:xfrm>
-                      <a:off x="0" y="0"/>
-                      <a:ext cx="5940000" cy="3687290"/>
-                    </a:xfrm>
-                    <a:prstGeom prst="rect"/>
-                  </pic:spPr>
-                </pic:pic>
-              </a:graphicData>
-            </a:graphic>
-          </wp:inline>
-        </w:drawing>
       </w:r>
     </w:p>
     <w:p>
@@ -29988,7 +29108,7 @@
           <w:color w:val="0F1115"/>
           <w:lang w:eastAsia="ru-RU"/>
         </w:rPr>
-        <w:t> Вставьте данные в 3 таблицы</w:t>
+        <w:t xml:space="preserve"> Вставьте данные в 3 таблицы</w:t>
       </w:r>
     </w:p>
     <w:p>
@@ -30747,38 +29867,6 @@
           <w:color w:val="0F1115"/>
           <w:lang w:eastAsia="ru-RU"/>
         </w:rPr>
-        <w:drawing>
-          <wp:inline xmlns:a="http://schemas.openxmlformats.org/drawingml/2006/main" xmlns:pic="http://schemas.openxmlformats.org/drawingml/2006/picture">
-            <wp:extent cx="5940000" cy="3687290"/>
-            <wp:docPr id="28" name="Picture 28"/>
-            <wp:cNvGraphicFramePr>
-              <a:graphicFrameLocks noChangeAspect="1"/>
-            </wp:cNvGraphicFramePr>
-            <a:graphic>
-              <a:graphicData uri="http://schemas.openxmlformats.org/drawingml/2006/picture">
-                <pic:pic>
-                  <pic:nvPicPr>
-                    <pic:cNvPr id="0" name="7.3.2.png"/>
-                    <pic:cNvPicPr/>
-                  </pic:nvPicPr>
-                  <pic:blipFill>
-                    <a:blip r:embed="rId37"/>
-                    <a:stretch>
-                      <a:fillRect/>
-                    </a:stretch>
-                  </pic:blipFill>
-                  <pic:spPr>
-                    <a:xfrm>
-                      <a:off x="0" y="0"/>
-                      <a:ext cx="5940000" cy="3687290"/>
-                    </a:xfrm>
-                    <a:prstGeom prst="rect"/>
-                  </pic:spPr>
-                </pic:pic>
-              </a:graphicData>
-            </a:graphic>
-          </wp:inline>
-        </w:drawing>
       </w:r>
     </w:p>
     <w:p>
@@ -30807,7 +29895,7 @@
           <w:color w:val="0F1115"/>
           <w:lang w:eastAsia="ru-RU"/>
         </w:rPr>
-        <w:t> Проверьте FOREIGN KEY — попробуйте вставить заказ с несуществующим </w:t>
+        <w:t xml:space="preserve"> Проверьте FOREIGN KEY — попробуйте вставить заказ с несуществующим </w:t>
       </w:r>
       <w:r>
         <w:rPr>
@@ -30994,38 +30082,6 @@
           <w:color w:val="0F1115"/>
           <w:lang w:eastAsia="ru-RU"/>
         </w:rPr>
-        <w:drawing>
-          <wp:inline xmlns:a="http://schemas.openxmlformats.org/drawingml/2006/main" xmlns:pic="http://schemas.openxmlformats.org/drawingml/2006/picture">
-            <wp:extent cx="5940000" cy="3687290"/>
-            <wp:docPr id="29" name="Picture 29"/>
-            <wp:cNvGraphicFramePr>
-              <a:graphicFrameLocks noChangeAspect="1"/>
-            </wp:cNvGraphicFramePr>
-            <a:graphic>
-              <a:graphicData uri="http://schemas.openxmlformats.org/drawingml/2006/picture">
-                <pic:pic>
-                  <pic:nvPicPr>
-                    <pic:cNvPr id="0" name="7.3.3.png"/>
-                    <pic:cNvPicPr/>
-                  </pic:nvPicPr>
-                  <pic:blipFill>
-                    <a:blip r:embed="rId38"/>
-                    <a:stretch>
-                      <a:fillRect/>
-                    </a:stretch>
-                  </pic:blipFill>
-                  <pic:spPr>
-                    <a:xfrm>
-                      <a:off x="0" y="0"/>
-                      <a:ext cx="5940000" cy="3687290"/>
-                    </a:xfrm>
-                    <a:prstGeom prst="rect"/>
-                  </pic:spPr>
-                </pic:pic>
-              </a:graphicData>
-            </a:graphic>
-          </wp:inline>
-        </w:drawing>
       </w:r>
     </w:p>
     <w:p>
@@ -31046,7 +30102,6 @@
           <w:color w:val="0F1115"/>
           <w:lang w:eastAsia="ru-RU"/>
         </w:rPr>
-        <w:lastRenderedPageBreak/>
         <w:t>Задание 3.4.</w:t>
       </w:r>
       <w:r>
@@ -31055,7 +30110,7 @@
           <w:color w:val="0F1115"/>
           <w:lang w:eastAsia="ru-RU"/>
         </w:rPr>
-        <w:t> Проверьте UNIQUE — попробуйте вставить дубликат email в </w:t>
+        <w:t xml:space="preserve"> Проверьте UNIQUE — попробуйте вставить дубликат email в </w:t>
       </w:r>
       <w:r>
         <w:rPr>
@@ -31242,38 +30297,6 @@
           <w:color w:val="0F1115"/>
           <w:lang w:eastAsia="ru-RU"/>
         </w:rPr>
-        <w:drawing>
-          <wp:inline xmlns:a="http://schemas.openxmlformats.org/drawingml/2006/main" xmlns:pic="http://schemas.openxmlformats.org/drawingml/2006/picture">
-            <wp:extent cx="5940000" cy="3687290"/>
-            <wp:docPr id="30" name="Picture 30"/>
-            <wp:cNvGraphicFramePr>
-              <a:graphicFrameLocks noChangeAspect="1"/>
-            </wp:cNvGraphicFramePr>
-            <a:graphic>
-              <a:graphicData uri="http://schemas.openxmlformats.org/drawingml/2006/picture">
-                <pic:pic>
-                  <pic:nvPicPr>
-                    <pic:cNvPr id="0" name="7.3.4.png"/>
-                    <pic:cNvPicPr/>
-                  </pic:nvPicPr>
-                  <pic:blipFill>
-                    <a:blip r:embed="rId39"/>
-                    <a:stretch>
-                      <a:fillRect/>
-                    </a:stretch>
-                  </pic:blipFill>
-                  <pic:spPr>
-                    <a:xfrm>
-                      <a:off x="0" y="0"/>
-                      <a:ext cx="5940000" cy="3687290"/>
-                    </a:xfrm>
-                    <a:prstGeom prst="rect"/>
-                  </pic:spPr>
-                </pic:pic>
-              </a:graphicData>
-            </a:graphic>
-          </wp:inline>
-        </w:drawing>
       </w:r>
     </w:p>
     <w:p>
@@ -31302,7 +30325,7 @@
           <w:color w:val="0F1115"/>
           <w:lang w:eastAsia="ru-RU"/>
         </w:rPr>
-        <w:t> Проверьте CHECK — попробуйте вставить отрицательную цену в </w:t>
+        <w:t xml:space="preserve"> Проверьте CHECK — попробуйте вставить отрицательную цену в </w:t>
       </w:r>
       <w:r>
         <w:rPr>
@@ -31489,38 +30512,6 @@
           <w:color w:val="0F1115"/>
           <w:lang w:eastAsia="ru-RU"/>
         </w:rPr>
-        <w:drawing>
-          <wp:inline xmlns:a="http://schemas.openxmlformats.org/drawingml/2006/main" xmlns:pic="http://schemas.openxmlformats.org/drawingml/2006/picture">
-            <wp:extent cx="5940000" cy="3687290"/>
-            <wp:docPr id="31" name="Picture 31"/>
-            <wp:cNvGraphicFramePr>
-              <a:graphicFrameLocks noChangeAspect="1"/>
-            </wp:cNvGraphicFramePr>
-            <a:graphic>
-              <a:graphicData uri="http://schemas.openxmlformats.org/drawingml/2006/picture">
-                <pic:pic>
-                  <pic:nvPicPr>
-                    <pic:cNvPr id="0" name="7.3.5.png"/>
-                    <pic:cNvPicPr/>
-                  </pic:nvPicPr>
-                  <pic:blipFill>
-                    <a:blip r:embed="rId40"/>
-                    <a:stretch>
-                      <a:fillRect/>
-                    </a:stretch>
-                  </pic:blipFill>
-                  <pic:spPr>
-                    <a:xfrm>
-                      <a:off x="0" y="0"/>
-                      <a:ext cx="5940000" cy="3687290"/>
-                    </a:xfrm>
-                    <a:prstGeom prst="rect"/>
-                  </pic:spPr>
-                </pic:pic>
-              </a:graphicData>
-            </a:graphic>
-          </wp:inline>
-        </w:drawing>
       </w:r>
     </w:p>
     <w:p>
@@ -31549,7 +30540,7 @@
           <w:color w:val="0F1115"/>
           <w:lang w:eastAsia="ru-RU"/>
         </w:rPr>
-        <w:t> Проверьте NOT NULL — попробуйте вставить </w:t>
+        <w:t xml:space="preserve"> Проверьте NOT NULL — попробуйте вставить </w:t>
       </w:r>
       <w:r>
         <w:rPr>
@@ -31568,7 +30559,7 @@
           <w:color w:val="0F1115"/>
           <w:lang w:eastAsia="ru-RU"/>
         </w:rPr>
-        <w:t> в поле </w:t>
+        <w:t xml:space="preserve"> в поле </w:t>
       </w:r>
       <w:r>
         <w:rPr>
@@ -31587,7 +30578,7 @@
           <w:color w:val="0F1115"/>
           <w:lang w:eastAsia="ru-RU"/>
         </w:rPr>
-        <w:t> таблицы </w:t>
+        <w:t xml:space="preserve"> таблицы </w:t>
       </w:r>
       <w:r>
         <w:rPr>
@@ -31774,38 +30765,6 @@
           <w:color w:val="0F1115"/>
           <w:lang w:eastAsia="ru-RU"/>
         </w:rPr>
-        <w:drawing>
-          <wp:inline xmlns:a="http://schemas.openxmlformats.org/drawingml/2006/main" xmlns:pic="http://schemas.openxmlformats.org/drawingml/2006/picture">
-            <wp:extent cx="5940000" cy="3687290"/>
-            <wp:docPr id="32" name="Picture 32"/>
-            <wp:cNvGraphicFramePr>
-              <a:graphicFrameLocks noChangeAspect="1"/>
-            </wp:cNvGraphicFramePr>
-            <a:graphic>
-              <a:graphicData uri="http://schemas.openxmlformats.org/drawingml/2006/picture">
-                <pic:pic>
-                  <pic:nvPicPr>
-                    <pic:cNvPr id="0" name="7.3.6.png"/>
-                    <pic:cNvPicPr/>
-                  </pic:nvPicPr>
-                  <pic:blipFill>
-                    <a:blip r:embed="rId41"/>
-                    <a:stretch>
-                      <a:fillRect/>
-                    </a:stretch>
-                  </pic:blipFill>
-                  <pic:spPr>
-                    <a:xfrm>
-                      <a:off x="0" y="0"/>
-                      <a:ext cx="5940000" cy="3687290"/>
-                    </a:xfrm>
-                    <a:prstGeom prst="rect"/>
-                  </pic:spPr>
-                </pic:pic>
-              </a:graphicData>
-            </a:graphic>
-          </wp:inline>
-        </w:drawing>
       </w:r>
     </w:p>
     <w:p>
@@ -31834,7 +30793,7 @@
           <w:color w:val="0F1115"/>
           <w:lang w:eastAsia="ru-RU"/>
         </w:rPr>
-        <w:t> Проверьте DEFAULT — вставьте запись в </w:t>
+        <w:t xml:space="preserve"> Проверьте DEFAULT — вставьте запись в </w:t>
       </w:r>
       <w:r>
         <w:rPr>
@@ -31853,7 +30812,7 @@
           <w:color w:val="0F1115"/>
           <w:lang w:eastAsia="ru-RU"/>
         </w:rPr>
-        <w:t>, не указывая </w:t>
+        <w:t xml:space="preserve">, не указывая </w:t>
       </w:r>
       <w:r>
         <w:rPr>
@@ -31872,7 +30831,7 @@
           <w:color w:val="0F1115"/>
           <w:lang w:eastAsia="ru-RU"/>
         </w:rPr>
-        <w:t> и </w:t>
+        <w:t xml:space="preserve"> и </w:t>
       </w:r>
       <w:r>
         <w:rPr>
@@ -32453,38 +31412,6 @@
           <w:color w:val="0F1115"/>
           <w:lang w:eastAsia="ru-RU"/>
         </w:rPr>
-        <w:drawing>
-          <wp:inline xmlns:a="http://schemas.openxmlformats.org/drawingml/2006/main" xmlns:pic="http://schemas.openxmlformats.org/drawingml/2006/picture">
-            <wp:extent cx="5940000" cy="3687290"/>
-            <wp:docPr id="33" name="Picture 33"/>
-            <wp:cNvGraphicFramePr>
-              <a:graphicFrameLocks noChangeAspect="1"/>
-            </wp:cNvGraphicFramePr>
-            <a:graphic>
-              <a:graphicData uri="http://schemas.openxmlformats.org/drawingml/2006/picture">
-                <pic:pic>
-                  <pic:nvPicPr>
-                    <pic:cNvPr id="0" name="7.3.7.png"/>
-                    <pic:cNvPicPr/>
-                  </pic:nvPicPr>
-                  <pic:blipFill>
-                    <a:blip r:embed="rId42"/>
-                    <a:stretch>
-                      <a:fillRect/>
-                    </a:stretch>
-                  </pic:blipFill>
-                  <pic:spPr>
-                    <a:xfrm>
-                      <a:off x="0" y="0"/>
-                      <a:ext cx="5940000" cy="3687290"/>
-                    </a:xfrm>
-                    <a:prstGeom prst="rect"/>
-                  </pic:spPr>
-                </pic:pic>
-              </a:graphicData>
-            </a:graphic>
-          </wp:inline>
-        </w:drawing>
       </w:r>
     </w:p>
     <w:p>
@@ -32541,7 +31468,7 @@
           <w:color w:val="0F1115"/>
           <w:lang w:eastAsia="ru-RU"/>
         </w:rPr>
-        <w:t> Придумайте свою предметную область (не менее 3 таблиц) и создайте её структуру.</w:t>
+        <w:t xml:space="preserve"> Придумайте свою предметную область (не менее 3 таблиц) и создайте её структуру.</w:t>
       </w:r>
     </w:p>
     <w:p>
@@ -34589,38 +33516,6 @@
           <w:color w:val="0F1115"/>
           <w:lang w:eastAsia="ru-RU"/>
         </w:rPr>
-        <w:drawing>
-          <wp:inline xmlns:a="http://schemas.openxmlformats.org/drawingml/2006/main" xmlns:pic="http://schemas.openxmlformats.org/drawingml/2006/picture">
-            <wp:extent cx="5940000" cy="3687290"/>
-            <wp:docPr id="34" name="Picture 34"/>
-            <wp:cNvGraphicFramePr>
-              <a:graphicFrameLocks noChangeAspect="1"/>
-            </wp:cNvGraphicFramePr>
-            <a:graphic>
-              <a:graphicData uri="http://schemas.openxmlformats.org/drawingml/2006/picture">
-                <pic:pic>
-                  <pic:nvPicPr>
-                    <pic:cNvPr id="0" name="8.1.png"/>
-                    <pic:cNvPicPr/>
-                  </pic:nvPicPr>
-                  <pic:blipFill>
-                    <a:blip r:embed="rId43"/>
-                    <a:stretch>
-                      <a:fillRect/>
-                    </a:stretch>
-                  </pic:blipFill>
-                  <pic:spPr>
-                    <a:xfrm>
-                      <a:off x="0" y="0"/>
-                      <a:ext cx="5940000" cy="3687290"/>
-                    </a:xfrm>
-                    <a:prstGeom prst="rect"/>
-                  </pic:spPr>
-                </pic:pic>
-              </a:graphicData>
-            </a:graphic>
-          </wp:inline>
-        </w:drawing>
       </w:r>
     </w:p>
     <w:p>
@@ -34641,7 +33536,6 @@
           <w:color w:val="0F1115"/>
           <w:lang w:eastAsia="ru-RU"/>
         </w:rPr>
-        <w:lastRenderedPageBreak/>
         <w:t>Задание 8.2.</w:t>
       </w:r>
       <w:r>
@@ -34650,7 +33544,7 @@
           <w:color w:val="0F1115"/>
           <w:lang w:eastAsia="ru-RU"/>
         </w:rPr>
-        <w:t> Вставьте тестовые данные (не менее 5 записей в каждую таблицу)</w:t>
+        <w:t xml:space="preserve"> Вставьте тестовые данные (не менее 5 записей в каждую таблицу)</w:t>
       </w:r>
     </w:p>
     <w:p>
@@ -35912,38 +34806,6 @@
           <w:color w:val="0F1115"/>
           <w:lang w:eastAsia="ru-RU"/>
         </w:rPr>
-        <w:drawing>
-          <wp:inline xmlns:a="http://schemas.openxmlformats.org/drawingml/2006/main" xmlns:pic="http://schemas.openxmlformats.org/drawingml/2006/picture">
-            <wp:extent cx="5940000" cy="3687290"/>
-            <wp:docPr id="35" name="Picture 35"/>
-            <wp:cNvGraphicFramePr>
-              <a:graphicFrameLocks noChangeAspect="1"/>
-            </wp:cNvGraphicFramePr>
-            <a:graphic>
-              <a:graphicData uri="http://schemas.openxmlformats.org/drawingml/2006/picture">
-                <pic:pic>
-                  <pic:nvPicPr>
-                    <pic:cNvPr id="0" name="8.2.png"/>
-                    <pic:cNvPicPr/>
-                  </pic:nvPicPr>
-                  <pic:blipFill>
-                    <a:blip r:embed="rId44"/>
-                    <a:stretch>
-                      <a:fillRect/>
-                    </a:stretch>
-                  </pic:blipFill>
-                  <pic:spPr>
-                    <a:xfrm>
-                      <a:off x="0" y="0"/>
-                      <a:ext cx="5940000" cy="3687290"/>
-                    </a:xfrm>
-                    <a:prstGeom prst="rect"/>
-                  </pic:spPr>
-                </pic:pic>
-              </a:graphicData>
-            </a:graphic>
-          </wp:inline>
-        </w:drawing>
       </w:r>
     </w:p>
     <w:p>
@@ -35972,7 +34834,7 @@
           <w:color w:val="0F1115"/>
           <w:lang w:eastAsia="ru-RU"/>
         </w:rPr>
-        <w:t> Проверьте все ограничения</w:t>
+        <w:t xml:space="preserve"> Проверьте все ограничения</w:t>
       </w:r>
     </w:p>
     <w:tbl>
@@ -36993,213 +35855,21 @@
           <w:color w:val="0F1115"/>
           <w:lang w:eastAsia="ru-RU"/>
         </w:rPr>
-        <w:drawing>
-          <wp:inline xmlns:a="http://schemas.openxmlformats.org/drawingml/2006/main" xmlns:pic="http://schemas.openxmlformats.org/drawingml/2006/picture">
-            <wp:extent cx="5940000" cy="3687290"/>
-            <wp:docPr id="36" name="Picture 36"/>
-            <wp:cNvGraphicFramePr>
-              <a:graphicFrameLocks noChangeAspect="1"/>
-            </wp:cNvGraphicFramePr>
-            <a:graphic>
-              <a:graphicData uri="http://schemas.openxmlformats.org/drawingml/2006/picture">
-                <pic:pic>
-                  <pic:nvPicPr>
-                    <pic:cNvPr id="0" name="8.3.1.png"/>
-                    <pic:cNvPicPr/>
-                  </pic:nvPicPr>
-                  <pic:blipFill>
-                    <a:blip r:embed="rId45"/>
-                    <a:stretch>
-                      <a:fillRect/>
-                    </a:stretch>
-                  </pic:blipFill>
-                  <pic:spPr>
-                    <a:xfrm>
-                      <a:off x="0" y="0"/>
-                      <a:ext cx="5940000" cy="3687290"/>
-                    </a:xfrm>
-                    <a:prstGeom prst="rect"/>
-                  </pic:spPr>
-                </pic:pic>
-              </a:graphicData>
-            </a:graphic>
-          </wp:inline>
-        </w:drawing>
       </w:r>
       <w:r>
         <w:br/>
-        <w:drawing>
-          <wp:inline xmlns:a="http://schemas.openxmlformats.org/drawingml/2006/main" xmlns:pic="http://schemas.openxmlformats.org/drawingml/2006/picture">
-            <wp:extent cx="5940000" cy="3687290"/>
-            <wp:docPr id="37" name="Picture 37"/>
-            <wp:cNvGraphicFramePr>
-              <a:graphicFrameLocks noChangeAspect="1"/>
-            </wp:cNvGraphicFramePr>
-            <a:graphic>
-              <a:graphicData uri="http://schemas.openxmlformats.org/drawingml/2006/picture">
-                <pic:pic>
-                  <pic:nvPicPr>
-                    <pic:cNvPr id="0" name="8.3.2.png"/>
-                    <pic:cNvPicPr/>
-                  </pic:nvPicPr>
-                  <pic:blipFill>
-                    <a:blip r:embed="rId46"/>
-                    <a:stretch>
-                      <a:fillRect/>
-                    </a:stretch>
-                  </pic:blipFill>
-                  <pic:spPr>
-                    <a:xfrm>
-                      <a:off x="0" y="0"/>
-                      <a:ext cx="5940000" cy="3687290"/>
-                    </a:xfrm>
-                    <a:prstGeom prst="rect"/>
-                  </pic:spPr>
-                </pic:pic>
-              </a:graphicData>
-            </a:graphic>
-          </wp:inline>
-        </w:drawing>
       </w:r>
       <w:r>
         <w:br/>
-        <w:drawing>
-          <wp:inline xmlns:a="http://schemas.openxmlformats.org/drawingml/2006/main" xmlns:pic="http://schemas.openxmlformats.org/drawingml/2006/picture">
-            <wp:extent cx="5940000" cy="3687290"/>
-            <wp:docPr id="38" name="Picture 38"/>
-            <wp:cNvGraphicFramePr>
-              <a:graphicFrameLocks noChangeAspect="1"/>
-            </wp:cNvGraphicFramePr>
-            <a:graphic>
-              <a:graphicData uri="http://schemas.openxmlformats.org/drawingml/2006/picture">
-                <pic:pic>
-                  <pic:nvPicPr>
-                    <pic:cNvPr id="0" name="8.3.3.png"/>
-                    <pic:cNvPicPr/>
-                  </pic:nvPicPr>
-                  <pic:blipFill>
-                    <a:blip r:embed="rId47"/>
-                    <a:stretch>
-                      <a:fillRect/>
-                    </a:stretch>
-                  </pic:blipFill>
-                  <pic:spPr>
-                    <a:xfrm>
-                      <a:off x="0" y="0"/>
-                      <a:ext cx="5940000" cy="3687290"/>
-                    </a:xfrm>
-                    <a:prstGeom prst="rect"/>
-                  </pic:spPr>
-                </pic:pic>
-              </a:graphicData>
-            </a:graphic>
-          </wp:inline>
-        </w:drawing>
       </w:r>
       <w:r>
         <w:br/>
-        <w:drawing>
-          <wp:inline xmlns:a="http://schemas.openxmlformats.org/drawingml/2006/main" xmlns:pic="http://schemas.openxmlformats.org/drawingml/2006/picture">
-            <wp:extent cx="5940000" cy="3687290"/>
-            <wp:docPr id="39" name="Picture 39"/>
-            <wp:cNvGraphicFramePr>
-              <a:graphicFrameLocks noChangeAspect="1"/>
-            </wp:cNvGraphicFramePr>
-            <a:graphic>
-              <a:graphicData uri="http://schemas.openxmlformats.org/drawingml/2006/picture">
-                <pic:pic>
-                  <pic:nvPicPr>
-                    <pic:cNvPr id="0" name="8.3.4.png"/>
-                    <pic:cNvPicPr/>
-                  </pic:nvPicPr>
-                  <pic:blipFill>
-                    <a:blip r:embed="rId48"/>
-                    <a:stretch>
-                      <a:fillRect/>
-                    </a:stretch>
-                  </pic:blipFill>
-                  <pic:spPr>
-                    <a:xfrm>
-                      <a:off x="0" y="0"/>
-                      <a:ext cx="5940000" cy="3687290"/>
-                    </a:xfrm>
-                    <a:prstGeom prst="rect"/>
-                  </pic:spPr>
-                </pic:pic>
-              </a:graphicData>
-            </a:graphic>
-          </wp:inline>
-        </w:drawing>
       </w:r>
       <w:r>
         <w:br/>
-        <w:drawing>
-          <wp:inline xmlns:a="http://schemas.openxmlformats.org/drawingml/2006/main" xmlns:pic="http://schemas.openxmlformats.org/drawingml/2006/picture">
-            <wp:extent cx="5940000" cy="3687290"/>
-            <wp:docPr id="40" name="Picture 40"/>
-            <wp:cNvGraphicFramePr>
-              <a:graphicFrameLocks noChangeAspect="1"/>
-            </wp:cNvGraphicFramePr>
-            <a:graphic>
-              <a:graphicData uri="http://schemas.openxmlformats.org/drawingml/2006/picture">
-                <pic:pic>
-                  <pic:nvPicPr>
-                    <pic:cNvPr id="0" name="8.3.5.png"/>
-                    <pic:cNvPicPr/>
-                  </pic:nvPicPr>
-                  <pic:blipFill>
-                    <a:blip r:embed="rId49"/>
-                    <a:stretch>
-                      <a:fillRect/>
-                    </a:stretch>
-                  </pic:blipFill>
-                  <pic:spPr>
-                    <a:xfrm>
-                      <a:off x="0" y="0"/>
-                      <a:ext cx="5940000" cy="3687290"/>
-                    </a:xfrm>
-                    <a:prstGeom prst="rect"/>
-                  </pic:spPr>
-                </pic:pic>
-              </a:graphicData>
-            </a:graphic>
-          </wp:inline>
-        </w:drawing>
       </w:r>
       <w:r>
         <w:br/>
-        <w:drawing>
-          <wp:inline xmlns:a="http://schemas.openxmlformats.org/drawingml/2006/main" xmlns:pic="http://schemas.openxmlformats.org/drawingml/2006/picture">
-            <wp:extent cx="5940000" cy="3687290"/>
-            <wp:docPr id="41" name="Picture 41"/>
-            <wp:cNvGraphicFramePr>
-              <a:graphicFrameLocks noChangeAspect="1"/>
-            </wp:cNvGraphicFramePr>
-            <a:graphic>
-              <a:graphicData uri="http://schemas.openxmlformats.org/drawingml/2006/picture">
-                <pic:pic>
-                  <pic:nvPicPr>
-                    <pic:cNvPr id="0" name="8.3.6.png"/>
-                    <pic:cNvPicPr/>
-                  </pic:nvPicPr>
-                  <pic:blipFill>
-                    <a:blip r:embed="rId50"/>
-                    <a:stretch>
-                      <a:fillRect/>
-                    </a:stretch>
-                  </pic:blipFill>
-                  <pic:spPr>
-                    <a:xfrm>
-                      <a:off x="0" y="0"/>
-                      <a:ext cx="5940000" cy="3687290"/>
-                    </a:xfrm>
-                    <a:prstGeom prst="rect"/>
-                  </pic:spPr>
-                </pic:pic>
-              </a:graphicData>
-            </a:graphic>
-          </wp:inline>
-        </w:drawing>
       </w:r>
     </w:p>
     <w:p>
@@ -37401,7 +36071,6 @@
           <w:color w:val="0F1115"/>
           <w:lang w:eastAsia="ru-RU"/>
         </w:rPr>
-        <w:lastRenderedPageBreak/>
         <w:t>4. Сколько PRIMARY KEY может быть в таблице?</w:t>
       </w:r>
     </w:p>
@@ -38697,7 +37366,6 @@
                 <w:szCs w:val="23"/>
                 <w:lang w:eastAsia="ru-RU"/>
               </w:rPr>
-              <w:lastRenderedPageBreak/>
               <w:t>7</w:t>
             </w:r>
           </w:p>
@@ -40329,7 +38997,6 @@
           <w:color w:val="0F1115"/>
           <w:lang w:eastAsia="ru-RU"/>
         </w:rPr>
-        <w:lastRenderedPageBreak/>
         <w:t>Что нужно повторить?</w:t>
       </w:r>
     </w:p>
@@ -40781,6 +39448,9 @@
                 <w:lang w:eastAsia="ru-RU"/>
               </w:rPr>
             </w:pPr>
+            <w:r>
+              <w:t>2</w:t>
+            </w:r>
           </w:p>
         </w:tc>
       </w:tr>
@@ -40906,6 +39576,9 @@
                 <w:lang w:eastAsia="ru-RU"/>
               </w:rPr>
             </w:pPr>
+            <w:r>
+              <w:t>2</w:t>
+            </w:r>
           </w:p>
         </w:tc>
       </w:tr>
@@ -41031,6 +39704,9 @@
                 <w:lang w:eastAsia="ru-RU"/>
               </w:rPr>
             </w:pPr>
+            <w:r>
+              <w:t>2</w:t>
+            </w:r>
           </w:p>
         </w:tc>
       </w:tr>
@@ -41156,6 +39832,9 @@
                 <w:lang w:eastAsia="ru-RU"/>
               </w:rPr>
             </w:pPr>
+            <w:r>
+              <w:t>2</w:t>
+            </w:r>
           </w:p>
         </w:tc>
       </w:tr>
@@ -41281,6 +39960,9 @@
                 <w:lang w:eastAsia="ru-RU"/>
               </w:rPr>
             </w:pPr>
+            <w:r>
+              <w:t>2</w:t>
+            </w:r>
           </w:p>
         </w:tc>
       </w:tr>
@@ -41406,6 +40088,9 @@
                 <w:lang w:eastAsia="ru-RU"/>
               </w:rPr>
             </w:pPr>
+            <w:r>
+              <w:t>2</w:t>
+            </w:r>
           </w:p>
         </w:tc>
       </w:tr>
@@ -41531,6 +40216,9 @@
                 <w:lang w:eastAsia="ru-RU"/>
               </w:rPr>
             </w:pPr>
+            <w:r>
+              <w:t>2</w:t>
+            </w:r>
           </w:p>
         </w:tc>
       </w:tr>
@@ -41656,6 +40344,9 @@
                 <w:lang w:eastAsia="ru-RU"/>
               </w:rPr>
             </w:pPr>
+            <w:r>
+              <w:t>2</w:t>
+            </w:r>
           </w:p>
         </w:tc>
       </w:tr>
@@ -41781,6 +40472,9 @@
                 <w:lang w:eastAsia="ru-RU"/>
               </w:rPr>
             </w:pPr>
+            <w:r>
+              <w:t>2</w:t>
+            </w:r>
           </w:p>
         </w:tc>
       </w:tr>
@@ -41906,6 +40600,9 @@
                 <w:lang w:eastAsia="ru-RU"/>
               </w:rPr>
             </w:pPr>
+            <w:r>
+              <w:t>2</w:t>
+            </w:r>
           </w:p>
         </w:tc>
       </w:tr>
@@ -42031,6 +40728,9 @@
                 <w:lang w:eastAsia="ru-RU"/>
               </w:rPr>
             </w:pPr>
+            <w:r>
+              <w:t>2</w:t>
+            </w:r>
           </w:p>
         </w:tc>
       </w:tr>
@@ -42156,6 +40856,9 @@
                 <w:lang w:eastAsia="ru-RU"/>
               </w:rPr>
             </w:pPr>
+            <w:r>
+              <w:t>2</w:t>
+            </w:r>
           </w:p>
         </w:tc>
       </w:tr>
@@ -42281,6 +40984,9 @@
                 <w:lang w:eastAsia="ru-RU"/>
               </w:rPr>
             </w:pPr>
+            <w:r>
+              <w:t>2</w:t>
+            </w:r>
           </w:p>
         </w:tc>
       </w:tr>
@@ -42401,6 +41107,9 @@
                 <w:lang w:eastAsia="ru-RU"/>
               </w:rPr>
             </w:pPr>
+            <w:r>
+              <w:t>26</w:t>
+            </w:r>
           </w:p>
         </w:tc>
       </w:tr>
@@ -42423,7 +41132,6 @@
           <w:color w:val="0F1115"/>
           <w:lang w:eastAsia="ru-RU"/>
         </w:rPr>
-        <w:lastRenderedPageBreak/>
         <w:t>Оценка:</w:t>
       </w:r>
     </w:p>
@@ -43195,7 +41903,6 @@
                 <w:shd w:val="clear" w:color="auto" w:fill="EBEEF2"/>
                 <w:lang w:eastAsia="ru-RU"/>
               </w:rPr>
-              <w:lastRenderedPageBreak/>
               <w:t>name VARCHAR(100) NOT NULL</w:t>
             </w:r>
           </w:p>
@@ -44877,7 +43584,6 @@
                 <w:shd w:val="clear" w:color="auto" w:fill="EBEEF2"/>
                 <w:lang w:eastAsia="ru-RU"/>
               </w:rPr>
-              <w:lastRenderedPageBreak/>
               <w:t>UNIQUE</w:t>
             </w:r>
           </w:p>
@@ -46757,7 +45463,6 @@
           <w:color w:val="0F1115"/>
           <w:lang w:eastAsia="ru-RU"/>
         </w:rPr>
-        <w:lastRenderedPageBreak/>
         <w:t>Оценка:</w:t>
       </w:r>
       <w:r>
@@ -46766,7 +45471,7 @@
           <w:color w:val="0F1115"/>
           <w:lang w:eastAsia="ru-RU"/>
         </w:rPr>
-        <w:t> _________________</w:t>
+        <w:t xml:space="preserve"> _________________</w:t>
       </w:r>
     </w:p>
     <w:p>
@@ -46795,7 +45500,7 @@
           <w:color w:val="0F1115"/>
           <w:lang w:eastAsia="ru-RU"/>
         </w:rPr>
-        <w:t> _________________</w:t>
+        <w:t xml:space="preserve"> _________________</w:t>
       </w:r>
     </w:p>
     <w:p>
@@ -46824,7 +45529,7 @@
           <w:color w:val="0F1115"/>
           <w:lang w:eastAsia="ru-RU"/>
         </w:rPr>
-        <w:t> «___» __________ 2026 г.</w:t>
+        <w:t xml:space="preserve"> «___» __________ 2026 г.</w:t>
       </w:r>
     </w:p>
     <w:p>
@@ -46888,7 +45593,7 @@
           <w:color w:val="0F1115"/>
           <w:lang w:eastAsia="ru-RU"/>
         </w:rPr>
-        <w:t>Официальная документация PostgreSQL: </w:t>
+        <w:t xml:space="preserve">Официальная документация PostgreSQL: </w:t>
       </w:r>
       <w:hyperlink r:id="rId5" w:tgtFrame="_blank" w:history="1">
         <w:r>
@@ -46923,7 +45628,7 @@
           <w:color w:val="0F1115"/>
           <w:lang w:eastAsia="ru-RU"/>
         </w:rPr>
-        <w:t>Официальная документация MySQL: </w:t>
+        <w:t xml:space="preserve">Официальная документация MySQL: </w:t>
       </w:r>
       <w:hyperlink r:id="rId6" w:tgtFrame="_blank" w:history="1">
         <w:r>
@@ -46958,7 +45663,7 @@
           <w:color w:val="0F1115"/>
           <w:lang w:eastAsia="ru-RU"/>
         </w:rPr>
-        <w:t>Электронный тренажёр «Упражнения по SQL»: </w:t>
+        <w:t xml:space="preserve">Электронный тренажёр «Упражнения по SQL»: </w:t>
       </w:r>
       <w:hyperlink r:id="rId7" w:tgtFrame="_blank" w:history="1">
         <w:r>
@@ -47079,7 +45784,7 @@
           <w:color w:val="0F1115"/>
           <w:lang w:eastAsia="ru-RU"/>
         </w:rPr>
-        <w:t> _________________ / _______________</w:t>
+        <w:t xml:space="preserve"> _________________ / _______________</w:t>
       </w:r>
       <w:r>
         <w:rPr>
@@ -47105,7 +45810,7 @@
           <w:color w:val="0F1115"/>
           <w:lang w:eastAsia="ru-RU"/>
         </w:rPr>
-        <w:t> «___» __________ 2026 г.</w:t>
+        <w:t xml:space="preserve"> «___» __________ 2026 г.</w:t>
       </w:r>
     </w:p>
     <w:p/>
